--- a/Carta_Consulta_CIPREM_7.docx
+++ b/Carta_Consulta_CIPREM_7.docx
@@ -824,7 +824,7 @@
         <w:rPr>
           <w:color w:val="C00000"/>
         </w:rPr>
-        <w:t xml:space="preserve">São Mateus é o município mais populoso do norte do Espírito Santo (134,4 mil habitantes — IBGE, estimativa 2025; 8º do Estado) e polo de uma área de influência de 250 a 500 mil habitantes. A demanda corrente de brita apenas na sede é estimada em 215–230 mil t/ano, por duas vias independentes e convergentes: o consumo efetivo de brita no Espírito Santo apurado nas vendas declaradas à ANM (RAL), de 1,6–1,7 t/hab/ano em 2024–2025, e o parâmetro setorial da ANEPAC. A demanda regional total situa-se entre 250 e 600 mil t/ano, conforme o cenário.</w:t>
+        <w:t xml:space="preserve">São Mateus é o município mais populoso do norte do Espírito Santo (134,4 mil habitantes — IBGE, estimativa 2025; 8º do Estado) e polo de uma área de influência que soma 286 mil habitantes nos seis municípios do entorno imediato (São Mateus, Jaguaré, Conceição da Barra, Boa Esperança, Pinheiros e Nova Venécia) e 384 mil no raio de ~100 km (somados Pedro Canário, Montanha, Mucurici, Ponto Belo, São Gabriel da Palha e Vila Pavão) — IBGE, estimativas 2025. A demanda corrente de brita apenas na sede é estimada em 215–230 mil t/ano, por duas vias independentes e convergentes: o consumo efetivo de brita no Espírito Santo apurado nas vendas declaradas à ANM (RAL), de 1,6–1,7 t/hab/ano em 2024–2025, e o parâmetro setorial da ANEPAC. Na área de influência, a demanda regional situa-se entre 250 e 600 mil t/ano — o piso aplica índice de consumo reduzido, típico de municípios de perfil rural, apenas ao entorno imediato; o teto aplica o índice estadual ao raio completo.</w:t>
       </w:r>
       <w:proofErr w:type="spellStart"/>
       <w:r>

--- a/Carta_Consulta_CIPREM_7.docx
+++ b/Carta_Consulta_CIPREM_7.docx
@@ -883,7 +883,7 @@
         <w:rPr>
           <w:color w:val="C00000"/>
         </w:rPr>
-        <w:t xml:space="preserve">No setor privado, operam na praça centrais de concreto de grupos consolidados (Polimix e Pedramix), consumidoras contínuas de brita e areia industrial, às quais se soma o consumo cativo do próprio grupo: a Concreto Britaki e a linha de artefatos e premoldados da própria CIPREM (CNAE 23.30-3/02) absorvem parte relevante das frações finas, historicamente as de escoamento mais difícil em pedreiras entrantes. A Prefeitura — receita realizada de R$ 696,7 milhões em 2024 e nota máxima de capacidade de pagamento (CAPAG “A”) pelo Tesouro Nacional — é compradora direta para pavimentação em blocos, meios-fios e drenagem.</w:t>
+        <w:t>No setor privado, operam na praça centrais de concreto de grupos consolidados (Polimix e Pedramix), consumidoras contínuas de brita e areia industrial. O escoamento das frações finas — historicamente as de venda mais difícil em pedreiras entrantes — apoia-se no padrão construtivo predominante da região, o pavimento intertravado, que consome pó de pedra no assentamento e na fabricação dos blocos, e nas rotas técnicas de recomposição em brita graduada simples e de areia de brita; a fabricação própria de artefatos (CNAE 23.30-3/02, presente no objeto social) é opção futura, não contemplada neste projeto. A Prefeitura — receita realizada de R$ 696,7 milhões em 2024 e nota máxima de capacidade de pagamento (CAPAG “A”) pelo Tesouro Nacional — é compradora direta para pavimentação em blocos, meios-fios e drenagem.</w:t>
       </w:r>
       <w:proofErr w:type="spellStart"/>
       <w:r>

--- a/Carta_Consulta_CIPREM_7.docx
+++ b/Carta_Consulta_CIPREM_7.docx
@@ -824,33 +824,31 @@
         <w:rPr>
           <w:color w:val="C00000"/>
         </w:rPr>
-        <w:t xml:space="preserve">São Mateus é o município mais populoso do norte do Espírito Santo (134,4 mil habitantes — IBGE, estimativa 2025; 8º do Estado) e polo de uma área de influência que soma 286 mil habitantes nos seis municípios do entorno imediato (São Mateus, Jaguaré, Conceição da Barra, Boa Esperança, Pinheiros e Nova Venécia) e 384 mil no raio de ~100 km (somados Pedro Canário, Montanha, Mucurici, Ponto Belo, São Gabriel da Palha e Vila Pavão) — IBGE, estimativas 2025. A demanda corrente de brita apenas na sede é estimada em 215–230 mil t/ano, por duas vias independentes e convergentes: o consumo efetivo de brita no Espírito Santo apurado nas vendas declaradas à ANM (RAL), de 1,6–1,7 t/hab/ano em 2024–2025, e o parâmetro setorial da ANEPAC. Na área de influência, a demanda regional situa-se entre 250 e 600 mil t/ano — o piso aplica índice de consumo reduzido, típico de municípios de perfil rural, apenas ao entorno imediato; o teto aplica o índice estadual ao raio completo.</w:t>
+        <w:t>São Mateus é o município mais populoso do norte do Espírito Santo (134,4 mil habitantes — IBGE, estimativa 2025; 8º do Estado) e polo regional de comércio e serviços. O mercado-base do empreendimento — definido pelo raio econômico do frete e pela posição real dos concorrentes, conforme o Estudo de Mercado anexo — é o núcleo de quatro municípios onde a jazida tem vantagem logística clara: São Mateus, Jaguaré, Boa Esperança e Conceição da Barra, que somam ~208 mil habitantes (IBGE, estimativas 2025 e Censo 2022). A demanda corrente de brita nesse núcleo é estimada entre 275 e 350 mil t/ano: na sede (215–230 mil t/ano), pelo consumo efetivo de brita no Espírito Santo apurado nas vendas declaradas à ANM (RAL), de 1,6–1,7 t/hab/ano em 2024–2025, convergente com o parâmetro setorial da ANEPAC; nos demais municípios, aplicada, por conservadorismo, metade do índice estadual, dado o perfil rural. Há ainda potencial secundário, não incluído nas projeções: Pedro Canário e a franja norte do Estado (Montanha, Mucurici e Ponto Belo), ~53 mil habitantes sem nenhum produtor de brita instalado, e — em atuação apenas oportunística — as praças de Nova Venécia e Pinheiros, sedes de concorrentes estabelecidos.</w:t>
       </w:r>
       <w:proofErr w:type="spellStart"/>
       <w:r>
         <w:rPr>
           <w:color w:val="C00000"/>
         </w:rPr>
-        <w:t/>
       </w:r>
       <w:proofErr w:type="spellEnd"/>
       <w:r>
         <w:rPr>
           <w:color w:val="C00000"/>
         </w:rPr>
-        <w:t/>
-      </w:r>
-    </w:p>
-    <w:p>
-      <w:pPr>
-        <w:spacing w:after="160" w:line="276" w:lineRule="auto"/>
-        <w:jc w:val="both"/>
-      </w:pPr>
-      <w:r>
-        <w:rPr>
-          <w:color w:val="C00000"/>
-        </w:rPr>
-        <w:t xml:space="preserve">A oferta local, porém, é mínima: não há extração mineral ativa no município — a presença concorrente na cidade limita-se a um pátio de distribuição de pedreira sediada em Pinheiros — e, pela base de arrecadação da CFEM (ANM, granito/ES, 2025), o único produtor de porte da região opera a ~73 km da sede, com os concorrentes relevantes mais próximos produzindo a 55–75 km. A jazida da CIPREM está a ~35 km: em um produto cujo preço posto na obra é dominado pelo frete, é vantagem competitiva estrutural no maior polo de demanda da região — a operação substitui suprimento de longa distância por produção local.</w:t>
+      </w:r>
+    </w:p>
+    <w:p>
+      <w:pPr>
+        <w:spacing w:after="160" w:line="276" w:lineRule="auto"/>
+        <w:jc w:val="both"/>
+      </w:pPr>
+      <w:r>
+        <w:rPr>
+          <w:color w:val="C00000"/>
+        </w:rPr>
+        <w:t>A oferta instalada confirma a lacuna: não há extração de brita ativa em São Mateus — a presença concorrente na cidade limita-se a um pátio de beneficiamento e distribuição de pedreira sediada em Pinheiros (~70 km) — e, dentro do núcleo, o único produtor é uma operação de pequena escala em Jaguaré (~40 km da sede), com vendas da ordem de 5 mil t em 2025 pela base de arrecadação da CFEM (ANM, granito/ES). Os produtores de porte operam longe: o maior da região a ~73 km (unidade em Rio Bananal, ~360 mil t/ano) e os demais a 60–70 km (Nova Venécia e Pinheiros), com parte do suprimento vindo do eixo Linhares–Aracruz (85–140 km). A jazida da CIPREM está a ~35 km da sede — e a ~25 km de Boa Esperança: em um produto cujo preço posto na obra é dominado pelo frete, é vantagem competitiva estrutural no maior polo de demanda da região — a operação substitui suprimento de longa distância por produção local.</w:t>
       </w:r>
     </w:p>
     <w:p>

--- a/Carta_Consulta_CIPREM_7.docx
+++ b/Carta_Consulta_CIPREM_7.docx
@@ -1007,6 +1007,15 @@
           <w:highlight w:val="yellow"/>
         </w:rPr>
         <w:t/>
+      </w:r>
+    </w:p>
+    <w:p>
+      <w:pPr>
+        <w:spacing w:after="160"/>
+        <w:jc w:val="both"/>
+      </w:pPr>
+      <w:r>
+        <w:t>Em síntese, as camadas somadas configuram, durante a janela de obras, uma demanda da ordem de 345 a 450 mil t/ano de brita no núcleo de quatro municípios (275–350 mil t/ano correntes + 70–100 mil t/ano extraordinárias), atendida hoje por uma única operação local de ~5 mil t/ano — todo o restante importado de 60 a 140 km, com frete embutido no preço. Frente a esse mercado, o platô do projeto (216 mil t/ano, 82% do teto licenciado) equivale a 62–79% apenas da demanda corrente — a receita de regime não depende do ciclo extraordinário de obras. Às obras cabe outro papel: coincidem com a carência e o ramp-up (anos 1–3, vendas de 63 a 180 mil t/ano), absorvendo a produção inicial justamente no período de maturação comercial. Mercado estruturalmente deficitário, vantagem logística e cronologia favorável compõem um quadro de baixo risco de demanda para o financiamento pleiteado.</w:t>
       </w:r>
     </w:p>
     <w:p>

--- a/Carta_Consulta_CIPREM_7.docx
+++ b/Carta_Consulta_CIPREM_7.docx
@@ -824,7 +824,7 @@
         <w:rPr>
           <w:color w:val="C00000"/>
         </w:rPr>
-        <w:t>São Mateus é o município mais populoso do norte do Espírito Santo (134,4 mil habitantes — IBGE, estimativa 2025; 8º do Estado) e polo regional de comércio e serviços. O mercado-base do empreendimento — definido pelo raio econômico do frete e pela posição real dos concorrentes, conforme o Estudo de Mercado anexo — é o núcleo de quatro municípios onde a jazida tem vantagem logística clara: São Mateus, Jaguaré, Boa Esperança e Conceição da Barra, que somam ~208 mil habitantes (IBGE, estimativas 2025 e Censo 2022). A demanda corrente de brita nesse núcleo é estimada entre 275 e 350 mil t/ano: na sede (215–230 mil t/ano), pelo consumo efetivo de brita no Espírito Santo apurado nas vendas declaradas à ANM (RAL), de 1,6–1,7 t/hab/ano em 2024–2025, convergente com o parâmetro setorial da ANEPAC; nos demais municípios, aplicada, por conservadorismo, metade do índice estadual, dado o perfil rural. Há ainda potencial secundário, não incluído nas projeções: Pedro Canário e a franja norte do Estado (Montanha, Mucurici e Ponto Belo), ~53 mil habitantes sem nenhum produtor de brita instalado, e — em atuação apenas oportunística — as praças de Nova Venécia e Pinheiros, sedes de concorrentes estabelecidos.</w:t>
+        <w:t>São Mateus é o município mais populoso do norte do Espírito Santo (134,4 mil habitantes — IBGE, estimativa 2025; 8º do Estado) e polo regional de comércio e serviços. O mercado-base do empreendimento — definido pelo raio econômico do frete e pela posição real dos concorrentes, conforme o Estudo de Mercado anexo — é deliberadamente conservador: restringe-se a São Mateus e Conceição da Barra (~162 mil habitantes — IBGE, estimativa 2025 e Censo 2022), municípios onde não há nenhum produtor de brita instalado. A demanda corrente nesse mercado-base é estimada entre 235 e 275 mil t/ano: na sede (215–230 mil t/ano), pelo consumo efetivo de brita no Espírito Santo apurado nas vendas declaradas à ANM (RAL), de 1,6–1,7 t/hab/ano em 2024–2025, convergente com o parâmetro setorial da ANEPAC; em Conceição da Barra, aplicada, por conservadorismo, metade do índice estadual. As praças vizinhas de Jaguaré e Boa Esperança (~46 mil habitantes; 36–78 mil t/ano) foram mantidas fora da linha de base — a primeira por ter um pequeno produtor instalado, a segunda por gravitar comercialmente para Nova Venécia — e permanecem, com Pedro Canário e a franja norte do Estado (Montanha, Mucurici e Ponto Belo, ~53 mil habitantes sem nenhum produtor de brita instalado), como potencial adicional de captura, não contado nas projeções.</w:t>
       </w:r>
       <w:proofErr w:type="spellStart"/>
       <w:r>
@@ -848,7 +848,7 @@
         <w:rPr>
           <w:color w:val="C00000"/>
         </w:rPr>
-        <w:t>A oferta instalada confirma a lacuna: não há extração de brita ativa em São Mateus — a presença concorrente na cidade limita-se a um pátio de beneficiamento e distribuição de pedreira sediada em Pinheiros (~70 km) — e, dentro do núcleo, o único produtor é uma operação de pequena escala em Jaguaré (~40 km da sede), com vendas da ordem de 5 mil t em 2025 pela base de arrecadação da CFEM (ANM, granito/ES). Os produtores de porte operam longe: o maior da região a ~73 km (unidade em Rio Bananal, ~360 mil t/ano) e os demais a 60–70 km (Nova Venécia e Pinheiros), com parte do suprimento vindo do eixo Linhares–Aracruz (85–140 km). A jazida da CIPREM está a ~35 km da sede — e a ~25 km de Boa Esperança: em um produto cujo preço posto na obra é dominado pelo frete, é vantagem competitiva estrutural no maior polo de demanda da região — a operação substitui suprimento de longa distância por produção local.</w:t>
+        <w:t>A oferta instalada confirma a lacuna: não há nenhum produtor de brita no mercado-base — em São Mateus, a presença concorrente limita-se a um pátio de beneficiamento e distribuição de pedreira sediada em Pinheiros (~70 km), e a operação mais próxima, de pequena escala (~5 mil t em 2025 pela base de arrecadação da CFEM — ANM, granito/ES), fica em Jaguaré (~40 km da sede), fora do mercado-base. Os produtores de porte operam longe: o maior da região a ~73 km (unidade em Rio Bananal, ~360 mil t/ano) e os demais a 60–70 km (Nova Venécia e Pinheiros), com parte do suprimento vindo do eixo Linhares–Aracruz (85–140 km). A jazida da CIPREM está a ~35 km da sede — e a ~25 km de Boa Esperança: em um produto cujo preço posto na obra é dominado pelo frete, é vantagem competitiva estrutural no maior polo de demanda da região — a operação substitui suprimento de longa distância por produção local.</w:t>
       </w:r>
     </w:p>
     <w:p>
@@ -1015,7 +1015,7 @@
         <w:jc w:val="both"/>
       </w:pPr>
       <w:r>
-        <w:t>Em síntese, as camadas somadas configuram, durante a janela de obras, uma demanda da ordem de 345 a 450 mil t/ano de brita no núcleo de quatro municípios (275–350 mil t/ano correntes + 70–100 mil t/ano extraordinárias), atendida hoje por uma única operação local de ~5 mil t/ano — todo o restante importado de 60 a 140 km, com frete embutido no preço. Frente a esse mercado, o platô do projeto (216 mil t/ano, 82% do teto licenciado) equivale a 62–79% apenas da demanda corrente — a receita de regime não depende do ciclo extraordinário de obras. Às obras cabe outro papel: coincidem com a carência e o ramp-up (anos 1–3, vendas de 63 a 180 mil t/ano), absorvendo a produção inicial justamente no período de maturação comercial. Mercado estruturalmente deficitário, vantagem logística e cronologia favorável compõem um quadro de baixo risco de demanda para o financiamento pleiteado.</w:t>
+        <w:t>Em síntese, mesmo sob a definição mais conservadora de mercado — linha de base restrita a São Mateus e Conceição da Barra, com as praças disputadas de Jaguaré e Boa Esperança deixadas de fora —, a demanda corrente, de 235 a 275 mil t/ano, já supera o platô do projeto (216 mil t/ano, 82% do teto licenciado): a receita de regime cabe integralmente no mercado-base, sem depender das obras nem das praças excluídas. Sobre essa base somam-se, como espaço de captura não contado nas projeções, a demanda extraordinária das obras (70–100 mil t/ano na janela, coincidente com a carência e o ramp-up dos anos 1–3, de 63 a 180 mil t/ano de vendas) e as praças mantidas fora da linha de base (36–78 mil t/ano). Um mercado estruturalmente deficitário — sem nenhum produtor instalado na base, com o grosso do suprimento viajando 60 a 140 km — completa um quadro de baixo risco de demanda para o financiamento pleiteado.</w:t>
       </w:r>
     </w:p>
     <w:p>

--- a/Carta_Consulta_CIPREM_7.docx
+++ b/Carta_Consulta_CIPREM_7.docx
@@ -848,7 +848,7 @@
         <w:rPr>
           <w:color w:val="C00000"/>
         </w:rPr>
-        <w:t>A oferta instalada confirma a lacuna: não há nenhum produtor de brita no mercado-base — em São Mateus, a presença concorrente limita-se a um pátio de beneficiamento e distribuição de pedreira sediada em Pinheiros (~70 km), e a operação mais próxima, de pequena escala (~5 mil t em 2025 pela base de arrecadação da CFEM — ANM, granito/ES), fica em Jaguaré (~40 km da sede), fora do mercado-base. Os produtores de porte operam longe: o maior da região a ~73 km (unidade em Rio Bananal, ~360 mil t/ano) e os demais a 60–70 km (Nova Venécia e Pinheiros), com parte do suprimento vindo do eixo Linhares–Aracruz (85–140 km). A jazida da CIPREM está a ~35 km da sede — e a ~25 km de Boa Esperança: em um produto cujo preço posto na obra é dominado pelo frete, é vantagem competitiva estrutural no maior polo de demanda da região — a operação substitui suprimento de longa distância por produção local.</w:t>
+        <w:t>A oferta instalada confirma a lacuna: não há nenhum produtor de brita no mercado-base — em São Mateus, a presença concorrente limita-se a um pátio de beneficiamento e distribuição de pedreira sediada em Pinheiros (~70 km), e a operação mais próxima, de pequena escala (~5 mil t em 2025 pela base de arrecadação da CFEM — ANM, granito/ES), fica em Jaguaré (~40 km da sede), fora do mercado-base. Os produtores de porte operam longe: o maior da região a ~73 km (unidade em Rio Bananal, ~360 mil t/ano) e os demais a 60–70 km (Nova Venécia e Pinheiros), com parte do suprimento vindo do eixo Linhares–Aracruz (85–140 km). A jazida da CIPREM está a ~35 km da sede de São Mateus, e o corredor de Nestor Gomes que a serve fica a 20 km ou menos: em um produto cujo preço posto na obra é dominado pelo frete, é vantagem competitiva estrutural no maior polo de demanda da região — a operação substitui suprimento de longa distância por produção local.</w:t>
       </w:r>
     </w:p>
     <w:p>

--- a/Carta_Consulta_CIPREM_7.docx
+++ b/Carta_Consulta_CIPREM_7.docx
@@ -338,10 +338,19 @@
         </w:rPr>
       </w:pPr>
       <w:r>
+        <w:t>O empreendimento compreende planta de britagem de 170–180 toneladas/hora — britadores Metso (mandíbulas C117 e cônico HP350e) — com produção estimada crescente: de ~3.500 m³/mês de produto no 1º ano de operação até ~13.200 m³/mês a partir do 3º ano, amparado pelo Registro de Licença ANM nº 8/2021 (validade até 31/08/2029) e pela Licença de Instalação IEMA nº 000478/2025-D (válida até 16/10/2029).</w:t>
+      </w:r>
+    </w:p>
+    <w:p>
+      <w:pPr>
+        <w:spacing w:after="160" w:line="276" w:lineRule="auto"/>
+        <w:jc w:val="both"/>
         <w:rPr>
           <w:color w:val="EE0000"/>
         </w:rPr>
-        <w:t>O empreendimento compreende planta de britagem de 170–180 toneladas/hora — britadores Metso (mandíbulas C117 e cônico HP350e) — com produção estimada crescente: de ~3.500 m³/mês de produto no 1º ano de operação até ~12.000 m³/mês a partir do 3º ano, dentro do teto licenciado, amparado pelo Registro de Licença ANM nº 8/2021 (validade até 31/08/2029) e pela Licença de Instalação IEMA nº 000478/2025-D (válida até 16/10/2029).</w:t>
+      </w:pPr>
+      <w:r>
+        <w:t>O platô de regime corresponde a 7.200 m³ in situ/mês — 19.793 t/mês ou 237.516 t/ano pela densidade de 2,749 t/m³ do PAE —, equivalentes a 90% do volume licenciado e a 40% da capacidade instalada declarada no PAE (50.000 t/mês). Mesmo se a licença fosse integralmente esgotada, a planta operaria a 44% do que comporta: o limite do empreendimento é legal, não mecânico, e nenhum cenário deste pleito prevê produção acima do volume licenciado. Essa folga tem função operacional definida — como a licença limita o volume do mês e não o ritmo do dia, os dias de lavra perdidos para chuva são recompostos estendendo a jornada nos dias restantes, sem alterar o volume mensal. Como referência de exequibilidade, o platô proposto está 0,5% acima das 236.280 t de rocha que a unidade do grupo em Porto Seguro/BA desmontou em 2025.</w:t>
       </w:r>
     </w:p>
     <w:p>
@@ -845,10 +854,7 @@
         <w:jc w:val="both"/>
       </w:pPr>
       <w:r>
-        <w:rPr>
-          <w:color w:val="C00000"/>
-        </w:rPr>
-        <w:t>A oferta instalada confirma a lacuna: não há nenhum produtor de brita no mercado-base — em São Mateus, a presença concorrente limita-se a um pátio de beneficiamento e distribuição de pedreira sediada em Pinheiros (~70 km), e a operação mais próxima, de pequena escala (~5 mil t em 2025 pela base de arrecadação da CFEM — ANM, granito/ES), fica em Jaguaré (~40 km da sede), fora do mercado-base. Os produtores de porte operam longe: o maior da região a ~73 km (unidade em Rio Bananal, ~360 mil t/ano) e os demais a 60–70 km (Nova Venécia e Pinheiros), com parte do suprimento vindo do eixo Linhares–Aracruz (85–140 km). A jazida da CIPREM está a ~35 km da sede de São Mateus, e o corredor de Nestor Gomes que a serve fica a 20 km ou menos: em um produto cujo preço posto na obra é dominado pelo frete, é vantagem competitiva estrutural no maior polo de demanda da região — a operação substitui suprimento de longa distância por produção local.</w:t>
+        <w:t>A oferta instalada confirma a lacuna: não há nenhum produtor de brita no mercado-base — em São Mateus, a presença concorrente limita-se a um pátio de beneficiamento e distribuição de pedreira sediada em Pinheiros (~70 km), e a operação mais próxima, de pequena escala (~5 mil t em 2025 pela base de arrecadação da CFEM — ANM, granito/ES), fica em Jaguaré (~40 km da sede), fora do mercado-base. Cabe distinguir duas funções que os documentos anteriores tratavam como uma só: essa operação de Jaguaré é concorrente de preço — está 5 km mais longe da sede que a CIPREM, margem de R$ 4,5/t — mas vendeu menos de um quinto da demanda do próprio município onde se instala, e não tem escala para disputar volume. Quem limita volume é a pedreira de Nova Venécia, a ~62 km, contra a qual a vantagem de frete da CIPREM é de R$ 24,6 por tonelada — da ordem de um quarto do preço posto na obra. Os demais produtores de porte operam mais longe ainda: o maior da região a ~100 km (unidade em Rio Bananal, ~360 mil t/ano) e parte do suprimento vindo do eixo Linhares–Aracruz (85–140 km). A jazida da CIPREM está a ~35 km da sede de São Mateus, e o corredor de Nestor Gomes que a serve fica a 10 km ou menos, onde a vantagem chega a R$ 31,9/t: em um produto cujo preço posto na obra é dominado pelo frete, é vantagem competitiva estrutural no maior polo de demanda da região — a operação substitui suprimento de longa distância por produção local.</w:t>
       </w:r>
     </w:p>
     <w:p>
@@ -861,7 +867,7 @@
           <w:highlight w:val="green"/>
           <w:color w:val="C00000"/>
         </w:rPr>
-        <w:t xml:space="preserve">O município vive um ciclo de investimentos públicos sem precedente na sua série histórica — da ordem de R$ 950 milhões em obras já em execução ou contratação, dentro de um programa que o Governo do Estado anuncia em ~R$ 1 bilhão só para Guriri, em três fases: a macrodrenagem e pavimentação do balneário — Bacia 2 em obra (R$ 306,5 milhões, conclusão prevista para 2028), Bacia 1 com edital publicado em março/2026 (R$ 321,8 milhões, 13,5 km de galerias e ~125 mil m² de pavimentação) e Bacia 3 a licitar —, o Contorno de São Mateus/ES-318 em execução (R$ 190 milhões, 24,6 km e três pontes), a duplicação da ES-315 e a antecipação, pela concessionária Ecovias Capixaba, das terceiras faixas da BR-101 no trecho norte (21,6 km atravessando São Mateus, com início previsto para setembro/2026 e entregas até dezembro/2027, de 41 km planejados). Essas frentes adicionam 70–100 mil t/ano de demanda de brita durante a janela de obras — e destravam um potencial estrutural maior: a malha planejada de Guriri (11 avenidas e 31 ruas ao longo de ~8 km) permanece majoritariamente sem pavimentação definitiva, e sua pavimentação completa, viabilizada justamente pela macrodrenagem em curso, representa da ordem de 1 milhão de m² de vias — acima de 1 milhão de toneladas de agregados ao longo dos próximos anos, das quais as projeções contabilizam, conservadoramente, apenas 75–90 mil t. As frentes demandam todo o portfólio do projeto: concreto estrutural (Britas 0 e 1) nas galerias e pontes, base e sub-base granular (BGS) nas rodovias, CBUQ (pedrisco) e assentamento de pavimento intertravado (pó de pedra) — padrão construtivo predominante na região.</w:t>
+        <w:t>O município vive um ciclo de investimentos públicos sem precedente na sua série histórica — da ordem de R$ 950 milhões em obras já em execução ou contratação, dentro de um programa que o Governo do Estado anuncia em ~R$ 1 bilhão só para Guriri, em três fases: a macrodrenagem e pavimentação do balneário — Bacia 2 em obra (R$ 306,5 milhões, conclusão prevista para 2028), Bacia 1 com edital publicado em março/2026 (R$ 321,8 milhões, 13,5 km de galerias e ~125 mil m² de pavimentação) e Bacia 3 a licitar —, o Contorno de São Mateus/ES-318 em execução (R$ 190,2 milhões, 24,6 km e três pontes), a duplicação da ES-315 e a antecipação, pela concessionária Ecovias Capixaba, das terceiras faixas da BR-101 no trecho norte (21,6 km atravessando São Mateus, com início previsto para setembro/2026 e entregas até dezembro/2027, de 41 km planejados). Essas frentes adicionam 70–100 mil t/ano de demanda de brita durante a janela de obras — e destravam um potencial estrutural maior: a malha planejada de Guriri (11 avenidas e 31 ruas ao longo de ~8 km) permanece majoritariamente sem pavimentação definitiva, e sua pavimentação completa, viabilizada justamente pela macrodrenagem em curso, representa da ordem de 1 milhão de m² de vias — acima de 1 milhão de toneladas de agregados ao longo dos próximos anos, das quais as projeções contabilizam, conservadoramente, apenas 75–90 mil t. As frentes demandam todo o portfólio do projeto: concreto estrutural (Britas 0 e 1) nas galerias e pontes, base e sub-base granular (BGS) nas rodovias, CBUQ (pedrisco) e assentamento de pavimento intertravado (pó de pedra) — padrão construtivo predominante na região.</w:t>
       </w:r>
       <w:r>
         <w:rPr>
@@ -1015,7 +1021,7 @@
         <w:jc w:val="both"/>
       </w:pPr>
       <w:r>
-        <w:t>Em síntese, mesmo sob a definição mais conservadora de mercado — linha de base restrita a São Mateus e Conceição da Barra, com as praças disputadas de Jaguaré e Boa Esperança deixadas de fora —, a demanda corrente, de 235 a 275 mil t/ano, já supera o platô do projeto (216 mil t/ano, 82% do teto licenciado): a receita de regime cabe integralmente no mercado-base, sem depender das obras nem das praças excluídas. Sobre essa base somam-se, como espaço de captura não contado nas projeções, a demanda extraordinária das obras (70–100 mil t/ano na janela, coincidente com a carência e o ramp-up dos anos 1–3, de 63 a 180 mil t/ano de vendas) e as praças mantidas fora da linha de base (36–78 mil t/ano). Um mercado estruturalmente deficitário — sem nenhum produtor instalado na base, com o grosso do suprimento viajando 60 a 140 km — completa um quadro de baixo risco de demanda para o financiamento pleiteado.</w:t>
+        <w:t>Em síntese: sob a definição mais conservadora de mercado — linha de base restrita a São Mateus e Conceição da Barra —, a demanda corrente de 235 a 275 mil t/ano já supera o platô do projeto. A leitura correta da participação, porém, não é contra essa linha de base e sim contra o mercado efetivamente endereçável, que soma às duas praças-base as praças disputadas de Jaguaré e Boa Esperança (36–78 mil t/ano), as praças alcançáveis por entrega própria em Nova Venécia e Pinheiros (62–131 mil t/ano) e as obras públicas catalogadas (70–100 mil t/ano): 405 a 584 mil t/ano. Contra essa base, o platô de 237.516 t/ano representa 41 a 59% — participação compatível com um entrante que é o único produtor instalado no seu mercado-base. Pela via de baixo para cima, aplicando pesos de penetração praça a praça — 65% em São Mateus, 25% em Conceição da Barra, 20% em Jaguaré, 15% em Boa Esperança, 10% nas praças-sede de concorrente e 60% nas obras públicas —, a captura resulta em 200 a 248 mil t/ano, faixa na qual o platô se posiciona a 79%. Registre-se com clareza a condição dessa conta: a sede sozinha não sustenta o platô, e a diferença vem das praças vizinhas, onde a CIPREM perde no frete FOB e só entra entregando com frota própria — programa já orçado no investimento (dois conjuntos de carreta) e praticado pela unidade do grupo na Bahia, que converte R$ 74/t na porteira em R$ 116/t médios realizados. Um mercado estruturalmente deficitário — sem nenhum produtor instalado na base, com o grosso do suprimento viajando 60 a 140 km — completa um quadro de baixo risco de demanda para o financiamento pleiteado.</w:t>
       </w:r>
     </w:p>
     <w:p>

--- a/Carta_Consulta_CIPREM_7.docx
+++ b/Carta_Consulta_CIPREM_7.docx
@@ -833,7 +833,7 @@
         <w:rPr>
           <w:color w:val="C00000"/>
         </w:rPr>
-        <w:t>São Mateus é o município mais populoso do norte do Espírito Santo (134,4 mil habitantes — IBGE, estimativa 2025; 8º do Estado) e polo regional de comércio e serviços. O mercado-base do empreendimento — definido pelo raio econômico do frete e pela posição real dos concorrentes, conforme o Estudo de Mercado anexo — é deliberadamente conservador: restringe-se a São Mateus e Conceição da Barra (~162 mil habitantes — IBGE, estimativa 2025 e Censo 2022), municípios onde não há nenhum produtor de brita instalado. A demanda corrente nesse mercado-base é estimada entre 235 e 275 mil t/ano: na sede (215–230 mil t/ano), pelo consumo efetivo de brita no Espírito Santo apurado nas vendas declaradas à ANM (RAL), de 1,6–1,7 t/hab/ano em 2024–2025, convergente com o parâmetro setorial da ANEPAC; em Conceição da Barra, aplicada, por conservadorismo, metade do índice estadual. As praças vizinhas de Jaguaré e Boa Esperança (~46 mil habitantes; 36–78 mil t/ano) foram mantidas fora da linha de base — a primeira por ter um pequeno produtor instalado, a segunda por gravitar comercialmente para Nova Venécia — e permanecem, com Pedro Canário e a franja norte do Estado (Montanha, Mucurici e Ponto Belo, ~53 mil habitantes sem nenhum produtor de brita instalado), como potencial adicional de captura, não contado nas projeções.</w:t>
+        <w:t>São Mateus é o município mais populoso do norte do Espírito Santo (134,4 mil habitantes — IBGE, estimativa 2025; 8º do Estado) e polo regional de comércio e serviços. O mercado-base do empreendimento — definido pelo raio econômico do frete e pela posição real dos concorrentes, conforme o Estudo de Mercado anexo — é deliberadamente conservador: restringe-se a São Mateus e Conceição da Barra (~163 mil habitantes — IBGE, estimativas 2025), municípios onde não há nenhum produtor de brita instalado. A demanda corrente nesse mercado-base é estimada entre 238 e 278 mil t/ano: na sede (215–230 mil t/ano), pelo consumo efetivo de brita no Espírito Santo apurado nas vendas declaradas à ANM (RAL), de 1,6–1,7 t/hab/ano em 2024–2025, convergente com o parâmetro setorial da ANEPAC; em Conceição da Barra, aplicada, por conservadorismo, metade do índice estadual. As praças vizinhas de Jaguaré e Boa Esperança (~46 mil habitantes; 36–78 mil t/ano) foram mantidas fora da linha de base — a primeira por ter um pequeno produtor instalado, a segunda por gravitar comercialmente para Nova Venécia — e permanecem, com Pedro Canário e a franja norte do Estado (Montanha, Mucurici e Ponto Belo, ~53 mil habitantes sem nenhum produtor de brita instalado), como potencial adicional de captura, não contado nas projeções.</w:t>
       </w:r>
       <w:proofErr w:type="spellStart"/>
       <w:r>
@@ -1021,7 +1021,7 @@
         <w:jc w:val="both"/>
       </w:pPr>
       <w:r>
-        <w:t>Em síntese: sob a definição mais conservadora de mercado — linha de base restrita a São Mateus e Conceição da Barra —, a demanda corrente de 235 a 275 mil t/ano já supera o platô do projeto. A leitura correta da participação, porém, não é contra essa linha de base e sim contra o mercado efetivamente endereçável, que soma às duas praças-base as praças disputadas de Jaguaré e Boa Esperança (36–78 mil t/ano), as praças alcançáveis por entrega própria em Nova Venécia e Pinheiros (62–131 mil t/ano) e as obras públicas catalogadas (70–100 mil t/ano): 405 a 584 mil t/ano. Contra essa base, o platô de 237.516 t/ano representa 41 a 59% — participação compatível com um entrante que é o único produtor instalado no seu mercado-base. Pela via de baixo para cima, aplicando pesos de penetração praça a praça — 65% em São Mateus, 25% em Conceição da Barra, 20% em Jaguaré, 15% em Boa Esperança, 10% nas praças-sede de concorrente e 60% nas obras públicas —, a captura resulta em 200 a 248 mil t/ano, faixa na qual o platô se posiciona a 79%. Registre-se com clareza a condição dessa conta: a sede sozinha não sustenta o platô, e a diferença vem das praças vizinhas, onde a CIPREM perde no frete FOB e só entra entregando com frota própria — programa já orçado no investimento (dois conjuntos de carreta) e praticado pela unidade do grupo na Bahia, que converte R$ 74/t na porteira em R$ 116/t médios realizados. Um mercado estruturalmente deficitário — sem nenhum produtor instalado na base, com o grosso do suprimento viajando 60 a 140 km — completa um quadro de baixo risco de demanda para o financiamento pleiteado.</w:t>
+        <w:t>Em síntese: sob a definição mais conservadora de mercado — linha de base restrita a São Mateus e Conceição da Barra —, a demanda corrente de 238 a 278 mil t/ano já supera o platô do projeto. A leitura correta da participação, porém, não é contra essa linha de base e sim contra o mercado efetivamente endereçável, que soma às duas praças-base as praças disputadas de Jaguaré e Boa Esperança (36–78 mil t/ano), as praças alcançáveis por entrega própria em Nova Venécia e Pinheiros (62–131 mil t/ano) e as obras públicas catalogadas (70–100 mil t/ano): 406 a 586 mil t/ano. Contra essa base, o platô de 237.516 t/ano representa 40 a 58% — participação compatível com um entrante que é o único produtor instalado no seu mercado-base. Pela via de baixo para cima, aplicando pesos de penetração praça a praça — 65% em São Mateus, 25% em Conceição da Barra, 20% em Jaguaré, 15% em Boa Esperança, 10% nas praças-sede de concorrente e 60% nas obras públicas —, a captura resulta em 200 a 248 mil t/ano, faixa na qual o platô se posiciona a 79%. Registre-se com clareza a condição dessa conta: a sede sozinha não sustenta o platô, e a diferença vem das praças vizinhas, onde a CIPREM perde no frete FOB e só entra entregando com frota própria — programa já orçado no investimento (dois conjuntos de carreta) e praticado pela unidade do grupo na Bahia, que converte R$ 74/t na porteira em R$ 116/t médios realizados. Um mercado estruturalmente deficitário — sem nenhum produtor instalado na base, com o grosso do suprimento viajando 60 a 140 km — completa um quadro de baixo risco de demanda para o financiamento pleiteado.</w:t>
       </w:r>
     </w:p>
     <w:p>

--- a/Carta_Consulta_CIPREM_7.docx
+++ b/Carta_Consulta_CIPREM_7.docx
@@ -829,23 +829,13 @@
         <w:spacing w:after="160" w:line="276" w:lineRule="auto"/>
         <w:jc w:val="both"/>
       </w:pPr>
-      <w:r>
-        <w:rPr>
-          <w:color w:val="C00000"/>
-        </w:rPr>
-        <w:t>São Mateus é o município mais populoso do norte do Espírito Santo (134,4 mil habitantes — IBGE, estimativa 2025; 8º do Estado) e polo regional de comércio e serviços. O mercado-base do empreendimento — definido pelo raio econômico do frete e pela posição real dos concorrentes, conforme o Estudo de Mercado anexo — é deliberadamente conservador: restringe-se a São Mateus e Conceição da Barra (~163 mil habitantes — IBGE, estimativas 2025), municípios onde não há nenhum produtor de brita instalado. A demanda corrente nesse mercado-base é estimada entre 238 e 278 mil t/ano: na sede (215–230 mil t/ano), pelo consumo efetivo de brita no Espírito Santo apurado nas vendas declaradas à ANM (RAL), de 1,6–1,7 t/hab/ano em 2024–2025, convergente com o parâmetro setorial da ANEPAC; em Conceição da Barra, aplicada, por conservadorismo, metade do índice estadual. As praças vizinhas de Jaguaré e Boa Esperança (~46 mil habitantes; 36–78 mil t/ano) foram mantidas fora da linha de base — a primeira por ter um pequeno produtor instalado, a segunda por gravitar comercialmente para Nova Venécia — e permanecem, com Pedro Canário e a franja norte do Estado (Montanha, Mucurici e Ponto Belo, ~53 mil habitantes sem nenhum produtor de brita instalado), como potencial adicional de captura, não contado nas projeções.</w:t>
-      </w:r>
       <w:proofErr w:type="spellStart"/>
-      <w:r>
-        <w:rPr>
-          <w:color w:val="C00000"/>
-        </w:rPr>
-      </w:r>
       <w:proofErr w:type="spellEnd"/>
       <w:r>
         <w:rPr>
-          <w:color w:val="C00000"/>
-        </w:rPr>
+          <w:b w:val="0"/>
+        </w:rPr>
+        <w:t>São Mateus é o município mais populoso do norte do Espírito Santo (134,4 mil habitantes — IBGE, estimativa 2025; 8º do Estado) e polo regional de comércio e serviços. O mercado-base do empreendimento — definido pelo raio econômico do frete e pela posição real dos concorrentes, conforme o Estudo de Mercado anexo — é deliberadamente conservador: restringe-se a São Mateus e Conceição da Barra (163.346 habitantes — IBGE, estimativas 2025), municípios onde não há nenhum produtor de brita instalado. A demanda corrente nesse mercado-base é estimada em cerca de 273 mil t/ano, pelo consumo efetivo de brita no Espírito Santo apurado nas vendas declaradas à ANM (RAL, dado 2025): 6.888.010,58 t ÷ 4.126.854 hab = 1,669 t/hab/ano — índice convergente com o parâmetro setorial da ANEPAC —, aplicado diretamente à população de 2025 da área; por prudência, aplicar metade do índice a Conceição da Barra ainda resulta em ~249 mil t/ano, acima do platô do projeto. As praças vizinhas de Jaguaré e Boa Esperança (~46 mil habitantes; 38–76 mil t/ano) foram mantidas fora da linha de base — a primeira por ter um pequeno produtor instalado, a segunda por gravitar comercialmente para Nova Venécia — e permanecem, com Pedro Canário e a franja norte do Estado (Montanha, Mucurici e Ponto Belo, ~53 mil habitantes sem nenhum produtor de brita instalado), como potencial adicional de captura, não contado nas projeções.</w:t>
       </w:r>
     </w:p>
     <w:p>
@@ -1021,7 +1011,10 @@
         <w:jc w:val="both"/>
       </w:pPr>
       <w:r>
-        <w:t>Em síntese: sob a definição mais conservadora de mercado — linha de base restrita a São Mateus e Conceição da Barra —, a demanda corrente de 238 a 278 mil t/ano já supera o platô do projeto. A leitura correta da participação, porém, não é contra essa linha de base e sim contra o mercado efetivamente endereçável, que soma às duas praças-base as praças disputadas de Jaguaré e Boa Esperança (36–78 mil t/ano), as praças alcançáveis por entrega própria em Nova Venécia e Pinheiros (62–131 mil t/ano) e as obras públicas catalogadas (70–100 mil t/ano): 406 a 586 mil t/ano. Contra essa base, o platô de 237.516 t/ano representa 40 a 58% — participação compatível com um entrante que é o único produtor instalado no seu mercado-base. Pela via de baixo para cima, aplicando pesos de penetração praça a praça — 65% em São Mateus, 25% em Conceição da Barra, 20% em Jaguaré, 15% em Boa Esperança, 10% nas praças-sede de concorrente e 60% nas obras públicas —, a captura resulta em 200 a 248 mil t/ano, faixa na qual o platô se posiciona a 79%. Registre-se com clareza a condição dessa conta: a sede sozinha não sustenta o platô, e a diferença vem das praças vizinhas, onde a CIPREM perde no frete FOB e só entra entregando com frota própria — programa já orçado no investimento (dois conjuntos de carreta) e praticado pela unidade do grupo na Bahia, que converte R$ 74/t na porteira em R$ 116/t médios realizados. Um mercado estruturalmente deficitário — sem nenhum produtor instalado na base, com o grosso do suprimento viajando 60 a 140 km — completa um quadro de baixo risco de demanda para o financiamento pleiteado.</w:t>
+        <w:rPr>
+          <w:b w:val="0"/>
+        </w:rPr>
+        <w:t>Em síntese: sob a definição mais conservadora de mercado — linha de base restrita a São Mateus e Conceição da Barra —, a demanda corrente de cerca de 273 mil t/ano (piso prudente: 249 mil) já supera o platô do projeto. A leitura correta da participação, porém, não é contra essa linha de base e sim contra o mercado efetivamente endereçável, que soma às duas praças-base as praças disputadas de Jaguaré e Boa Esperança (38–76 mil t/ano), as praças alcançáveis por entrega própria em Nova Venécia e Pinheiros (64–129 mil t/ano) e as obras públicas catalogadas (70–100 mil t/ano): 421 a 577 mil t/ano. Contra essa base, o platô de 237.516 t/ano representa 41 a 56% — participação compatível com um entrante que é o único produtor instalado no seu mercado-base. Pela via de baixo para cima, aplicando pesos de penetração praça a praça — 65% em São Mateus, 25% em Conceição da Barra, 20% em Jaguaré, 15% em Boa Esperança, 10% nas praças-sede de concorrente e 60% nas obras públicas —, a captura resulta em 207 a 245 mil t/ano, faixa na qual o platô se posiciona a 81%. Registre-se com clareza a condição dessa conta: a sede sozinha não sustenta o platô, e a diferença vem das praças vizinhas, onde a CIPREM perde no frete FOB e só entra entregando com frota própria — programa já orçado no investimento (dois conjuntos de carreta) e praticado pela unidade do grupo na Bahia, que converte R$ 74/t na porteira em R$ 116/t médios realizados. Um mercado estruturalmente deficitário — sem nenhum produtor instalado na base, com o grosso do suprimento viajando 60 a 140 km — completa um quadro de baixo risco de demanda para o financiamento pleiteado.</w:t>
       </w:r>
     </w:p>
     <w:p>

--- a/Carta_Consulta_CIPREM_7.docx
+++ b/Carta_Consulta_CIPREM_7.docx
@@ -835,16 +835,16 @@
         <w:rPr>
           <w:b w:val="0"/>
         </w:rPr>
-        <w:t>São Mateus é o município mais populoso do norte do Espírito Santo (134,4 mil habitantes — IBGE, estimativa 2025; 8º do Estado) e polo regional de comércio e serviços. O mercado-base do empreendimento — definido pelo raio econômico do frete e pela posição real dos concorrentes, conforme o Estudo de Mercado anexo — é deliberadamente conservador: restringe-se a São Mateus e Conceição da Barra (163.346 habitantes — IBGE, estimativas 2025), municípios onde não há nenhum produtor de brita instalado. A demanda corrente nesse mercado-base é estimada em cerca de 273 mil t/ano, pelo consumo efetivo de brita no Espírito Santo apurado nas vendas declaradas à ANM (RAL, dado 2025): 6.888.010,58 t ÷ 4.126.854 hab = 1,669 t/hab/ano — índice convergente com o parâmetro setorial da ANEPAC —, aplicado diretamente à população de 2025 da área; por prudência, aplicar metade do índice a Conceição da Barra ainda resulta em ~249 mil t/ano, acima do platô do projeto. As praças vizinhas de Jaguaré e Boa Esperança (~46 mil habitantes; 38–76 mil t/ano) foram mantidas fora da linha de base — a primeira por ter um pequeno produtor instalado, a segunda por gravitar comercialmente para Nova Venécia — e permanecem, com Pedro Canário e a franja norte do Estado (Montanha, Mucurici e Ponto Belo, ~53 mil habitantes sem nenhum produtor de brita instalado), como potencial adicional de captura, não contado nas projeções.</w:t>
-      </w:r>
-    </w:p>
-    <w:p>
-      <w:pPr>
-        <w:spacing w:after="160" w:line="276" w:lineRule="auto"/>
-        <w:jc w:val="both"/>
-      </w:pPr>
-      <w:r>
-        <w:t>A oferta instalada confirma a lacuna: não há nenhum produtor de brita no mercado-base — em São Mateus, a presença concorrente limita-se a um pátio de beneficiamento e distribuição de pedreira sediada em Pinheiros (~70 km), e a operação mais próxima, de pequena escala (~5 mil t em 2025 pela base de arrecadação da CFEM — ANM, granito/ES), fica em Jaguaré (~40 km da sede), fora do mercado-base. Cabe distinguir duas funções que os documentos anteriores tratavam como uma só: essa operação de Jaguaré é concorrente de preço — está 5 km mais longe da sede que a CIPREM, margem de R$ 4,5/t — mas vendeu menos de um quinto da demanda do próprio município onde se instala, e não tem escala para disputar volume. Quem limita volume é a pedreira de Nova Venécia, a ~62 km, contra a qual a vantagem de frete da CIPREM é de R$ 24,6 por tonelada — da ordem de um quarto do preço posto na obra. Os demais produtores de porte operam mais longe ainda: o maior da região a ~100 km (unidade em Rio Bananal, ~360 mil t/ano) e parte do suprimento vindo do eixo Linhares–Aracruz (85–140 km). A jazida da CIPREM está a ~35 km da sede de São Mateus, e o corredor de Nestor Gomes que a serve fica a 10 km ou menos, onde a vantagem chega a R$ 31,9/t: em um produto cujo preço posto na obra é dominado pelo frete, é vantagem competitiva estrutural no maior polo de demanda da região — a operação substitui suprimento de longa distância por produção local.</w:t>
+        <w:t>São Mateus é o município mais populoso do norte do Espírito Santo (134,4 mil habitantes — IBGE, estimativa 2025; 8º do Estado) e polo regional de comércio e serviços. O mercado-base do empreendimento — definido pelo raio econômico do frete e pela posição real dos concorrentes, conforme o Estudo de Mercado anexo — restringe-se aos municípios que satisfazem dois critérios cumulativos: ausência de produtor de brita instalado e posição dentro do raio econômico do frete. São eles São Mateus, Conceição da Barra e Boa Esperança (177.400 habitantes — IBGE, estimativas 2025). A demanda corrente nesse mercado-base é estimada em cerca de 296 mil t/ano, pelo consumo efetivo de brita no Espírito Santo apurado nas vendas declaradas à ANM (RAL, dado 2025): 6.888.010,58 t ÷ 4.126.854 hab = 1,669 t/hab/ano — índice convergente com o parâmetro setorial da ANEPAC —, aplicado diretamente à população de 2025 da área; por prudência, aplicar metade do índice a Conceição da Barra e a Boa Esperança ainda resulta em ~260 mil t/ano, acima do platô do projeto. A praça vizinha de Jaguaré (31,6 mil habitantes; 26–53 mil t/ano) foi mantida fora da linha de base por ter um pequeno produtor instalado, e permanece, com Pedro Canário e a franja norte do Estado (Montanha, Mucurici e Ponto Belo, ~53 mil habitantes sem nenhum produtor de brita instalado), como potencial adicional de captura, não contado nas projeções.</w:t>
+      </w:r>
+    </w:p>
+    <w:p>
+      <w:pPr>
+        <w:spacing w:after="160" w:line="276" w:lineRule="auto"/>
+        <w:jc w:val="both"/>
+      </w:pPr>
+      <w:r>
+        <w:t>A oferta instalada confirma a lacuna: não há nenhum produtor de brita no mercado-base — em São Mateus, a presença concorrente limita-se a um pátio de beneficiamento e distribuição de pedreira sediada em Pinheiros (66,8 km), e a operação mais próxima, de pequena escala (~5 mil t em 2025 pela base de arrecadação da CFEM — ANM, granito/ES), fica em Jaguaré (~40 km da sede), fora do mercado-base. Cabe distinguir duas funções que os documentos anteriores tratavam como uma só: essa operação de Jaguaré é concorrente de preço — chega à sede praticamente da mesma distância que a CIPREM, ancorando o preço da praça — mas vendeu menos de um quinto da demanda do próprio município onde se instala, e não tem escala para disputar volume. Quem limita volume são os produtores de porte: a pedreira de Pinheiros, a 66,8 km, contra a qual a vantagem de frete da CIPREM é de R$ 23,8 por tonelada, e a de Nova Venécia, a 75,5 km, contra a qual chega a R$ 31,7 — da ordem de um quarto a um terço do preço posto na obra. O maior produtor da região opera a ~100 km (unidade em Rio Bananal, ~360 mil t/ano), com parte do suprimento vindo do eixo Linhares–Aracruz (85–140 km). A jazida da CIPREM está a 40,7 km da sede de São Mateus — distância medida em roteirizador a partir da coordenada do empreendimento registrada no PAE —, e o corredor de Nestor Gomes que a serve fica a 10 km ou menos, onde a vantagem chega a R$ 31,9/t: em um produto cujo preço posto na obra é dominado pelo frete, é vantagem competitiva estrutural no maior polo de demanda da região — a operação substitui suprimento de longa distância por produção local.</w:t>
       </w:r>
     </w:p>
     <w:p>
@@ -1014,7 +1014,7 @@
         <w:rPr>
           <w:b w:val="0"/>
         </w:rPr>
-        <w:t>Em síntese: sob a definição mais conservadora de mercado — linha de base restrita a São Mateus e Conceição da Barra —, a demanda corrente de cerca de 273 mil t/ano (piso prudente: 249 mil) já supera o platô do projeto. A leitura correta da participação, porém, não é contra essa linha de base e sim contra o mercado efetivamente endereçável, que soma às duas praças-base as praças disputadas de Jaguaré e Boa Esperança (38–76 mil t/ano), as praças alcançáveis por entrega própria em Nova Venécia e Pinheiros (64–129 mil t/ano) e as obras públicas catalogadas (70–100 mil t/ano): 421 a 577 mil t/ano. Contra essa base, o platô de 237.516 t/ano representa 41 a 56% — participação compatível com um entrante que é o único produtor instalado no seu mercado-base. Pela via de baixo para cima, aplicando pesos de penetração praça a praça — 65% em São Mateus, 25% em Conceição da Barra, 20% em Jaguaré, 15% em Boa Esperança, 10% nas praças-sede de concorrente e 60% nas obras públicas —, a captura resulta em 207 a 245 mil t/ano, faixa na qual o platô se posiciona a 81%. Registre-se com clareza a condição dessa conta: a sede sozinha não sustenta o platô, e a diferença vem das praças vizinhas, onde a CIPREM perde no frete FOB e só entra entregando com frota própria — programa já orçado no investimento (dois conjuntos de carreta) e praticado pela unidade do grupo na Bahia, que converte R$ 74/t na porteira em R$ 116/t médios realizados. Um mercado estruturalmente deficitário — sem nenhum produtor instalado na base, com o grosso do suprimento viajando 60 a 140 km — completa um quadro de baixo risco de demanda para o financiamento pleiteado.</w:t>
+        <w:t>Em síntese: sob a definição adotada de mercado — os três municípios sem produtor instalado e dentro do raio econômico do frete —, a demanda corrente de cerca de 296 mil t/ano (piso prudente: 260 mil) já supera o platô do projeto. A leitura correta da participação, porém, não é contra essa linha de base e sim contra o mercado efetivamente endereçável, que soma às três praças-base a praça disputada de Jaguaré (26–53 mil t/ano), as praças alcançáveis por entrega própria em Nova Venécia e Pinheiros (64–129 mil t/ano) e as obras públicas catalogadas (70–100 mil t/ano): 421 a 577 mil t/ano. Contra essa base, o platô de 237.516 t/ano representa 41 a 56% — participação compatível com um entrante que é o único produtor instalado no seu mercado-base. Pela via de baixo para cima, aplicando pesos de penetração praça a praça — 65% em São Mateus, 25% em Conceição da Barra, 15% em Boa Esperança, 20% em Jaguaré, 10% nas praças-sede de concorrente e 60% nas obras públicas —, a captura resulta em 207 a 245 mil t/ano, faixa na qual o platô se posiciona a 81%. Registre-se com clareza a condição dessa conta: a sede sozinha não sustenta o platô, e a diferença vem das praças vizinhas, onde a CIPREM entra entregando com frota própria — programa já orçado no investimento (dois conjuntos de carreta) e praticado pela unidade do grupo na Bahia, que converte R$ 74/t na porteira em R$ 116/t médios realizados. Um mercado estruturalmente deficitário — sem nenhum produtor instalado na base, com o grosso do suprimento viajando de 66,8 a 140 km — completa um quadro de baixo risco de demanda para o financiamento pleiteado.</w:t>
       </w:r>
     </w:p>
     <w:p>

--- a/Carta_Consulta_CIPREM_7.docx
+++ b/Carta_Consulta_CIPREM_7.docx
@@ -844,7 +844,7 @@
         <w:jc w:val="both"/>
       </w:pPr>
       <w:r>
-        <w:t>A oferta instalada confirma a lacuna: não há nenhum produtor de brita no mercado-base — em São Mateus, a presença concorrente limita-se a um pátio de beneficiamento e distribuição de pedreira sediada em Pinheiros (66,8 km), e a operação mais próxima, de pequena escala (~5 mil t em 2025 pela base de arrecadação da CFEM — ANM, granito/ES), fica em Jaguaré (~40 km da sede), fora do mercado-base. Cabe distinguir duas funções que os documentos anteriores tratavam como uma só: essa operação de Jaguaré é concorrente de preço — chega à sede praticamente da mesma distância que a CIPREM, ancorando o preço da praça — mas vendeu menos de um quinto da demanda do próprio município onde se instala, e não tem escala para disputar volume. Quem limita volume são os produtores de porte: a pedreira de Pinheiros, a 66,8 km, contra a qual a vantagem de frete da CIPREM é de R$ 23,8 por tonelada, e a de Nova Venécia, a 75,5 km, contra a qual chega a R$ 31,7 — da ordem de um quarto a um terço do preço posto na obra. O maior produtor da região opera a ~100 km (unidade em Rio Bananal, ~360 mil t/ano), com parte do suprimento vindo do eixo Linhares–Aracruz (85–140 km). A jazida da CIPREM está a 40,7 km da sede de São Mateus — distância medida em roteirizador a partir da coordenada do empreendimento registrada no PAE —, e o corredor de Nestor Gomes que a serve fica a 10 km ou menos, onde a vantagem chega a R$ 31,9/t: em um produto cujo preço posto na obra é dominado pelo frete, é vantagem competitiva estrutural no maior polo de demanda da região — a operação substitui suprimento de longa distância por produção local.</w:t>
+        <w:t>A oferta instalada confirma a lacuna: não há nenhum produtor de brita no mercado-base — em São Mateus, a presença concorrente limita-se a um pátio de beneficiamento e distribuição de pedreira sediada em Pinheiros (66,8 km), e a operação mais próxima, de pequena escala (~5 mil t em 2025 pela base de arrecadação da CFEM — ANM, granito/ES), fica em Jaguaré, a 57,1 km da sede, fora do mercado-base. Cabe distinguir duas funções que os documentos anteriores tratavam como uma só: essa operação de Jaguaré é o produtor mais próximo de São Mateus e serve de referência de preço na praça, mas nem nisso alcança a CIPREM — chega à sede de 57,1 km contra 40,7 km, R$ 14,9 por tonelada atrás no frete — e vendeu menos de um quinto da demanda do próprio município onde se instala, sem escala para disputar volume. Quem limita volume são os produtores de porte: a pedreira de Pinheiros, a 66,8 km, contra a qual a vantagem de frete da CIPREM é de R$ 23,8 por tonelada, e a de Nova Venécia, a 75,5 km, contra a qual chega a R$ 31,7 — da ordem de um quarto a um terço do preço posto na obra. O maior produtor da região opera a ~100 km (unidade em Rio Bananal, ~360 mil t/ano), com parte do suprimento vindo do eixo Linhares–Aracruz (85–140 km). A jazida da CIPREM está a 40,7 km da sede de São Mateus — distância medida em roteirizador a partir da coordenada do empreendimento registrada no PAE —, e o distrito-sede de Nestor Gomes, no corredor que a serve, a 12,3 km, onde a vantagem chega a R$ 31,7/t e o custo de servir cai a R$ 11,2/t: em um produto cujo preço posto na obra é dominado pelo frete, é vantagem competitiva estrutural no maior polo de demanda da região — a operação substitui suprimento de longa distância por produção local.</w:t>
       </w:r>
     </w:p>
     <w:p>

--- a/Carta_Consulta_CIPREM_7.docx
+++ b/Carta_Consulta_CIPREM_7.docx
@@ -844,7 +844,7 @@
         <w:jc w:val="both"/>
       </w:pPr>
       <w:r>
-        <w:t>A oferta instalada confirma a lacuna: não há nenhum produtor de brita no mercado-base — em São Mateus, a presença concorrente limita-se a um pátio de beneficiamento e distribuição de pedreira sediada em Pinheiros (66,8 km), e a operação mais próxima, de pequena escala (~5 mil t em 2025 pela base de arrecadação da CFEM — ANM, granito/ES), fica em Jaguaré, a 57,1 km da sede, fora do mercado-base. Cabe distinguir duas funções que os documentos anteriores tratavam como uma só: essa operação de Jaguaré é o produtor mais próximo de São Mateus e serve de referência de preço na praça, mas nem nisso alcança a CIPREM — chega à sede de 57,1 km contra 40,7 km, R$ 14,9 por tonelada atrás no frete — e vendeu menos de um quinto da demanda do próprio município onde se instala, sem escala para disputar volume. Quem limita volume são os produtores de porte: a pedreira de Pinheiros, a 66,8 km, contra a qual a vantagem de frete da CIPREM é de R$ 23,8 por tonelada, e a de Nova Venécia, a 75,5 km, contra a qual chega a R$ 31,7 — da ordem de um quarto a um terço do preço posto na obra. O maior produtor da região opera a ~100 km (unidade em Rio Bananal, ~360 mil t/ano), com parte do suprimento vindo do eixo Linhares–Aracruz (85–140 km). A jazida da CIPREM está a 40,7 km da sede de São Mateus — distância medida em roteirizador a partir da coordenada do empreendimento registrada no PAE —, e o distrito-sede de Nestor Gomes, no corredor que a serve, a 12,3 km, onde a vantagem chega a R$ 31,7/t e o custo de servir cai a R$ 11,2/t: em um produto cujo preço posto na obra é dominado pelo frete, é vantagem competitiva estrutural no maior polo de demanda da região — a operação substitui suprimento de longa distância por produção local.</w:t>
+        <w:t>A oferta instalada confirma a lacuna: não há nenhum produtor de brita no mercado-base — em São Mateus, a presença concorrente limita-se a um pátio de beneficiamento e distribuição de pedreira sediada em Pinheiros (66,8 km), e a operação mais próxima, de pequena escala (~5 mil t em 2025 pela base de arrecadação da CFEM — ANM, granito/ES), fica em Jaguaré, a 57,1 km da sede, fora do mercado-base. Cabe distinguir duas funções que os documentos anteriores tratavam como uma só: essa operação de Jaguaré é o produtor mais próximo de São Mateus e serve de referência de preço na praça, mas nem nisso alcança a CIPREM — chega à sede de 57,1 km contra 40,7 km, R$ 14,9 por tonelada atrás no frete — e vendeu menos de um quinto da demanda do próprio município onde se instala, sem escala para disputar volume. Quem limita volume são os produtores de porte: a pedreira de Pinheiros, a 66,8 km, contra a qual a vantagem de frete da CIPREM é de R$ 23,8 por tonelada, e a de Nova Venécia, a 75,5 km, contra a qual chega a R$ 31,7 — da ordem de um quarto a um terço do preço posto na obra. O maior produtor da região opera a ~100 km (unidade em Rio Bananal, ~360 mil t/ano), com parte do suprimento vindo do eixo Linhares–Aracruz (85–140 km). A jazida da CIPREM está a 40,7 km da sede de São Mateus — distância medida em roteirizador a partir da coordenada do empreendimento registrada no PAE —, dentro do próprio município: em um produto cujo preço posto na obra é dominado pelo frete, é vantagem competitiva estrutural no maior polo de demanda da região — a operação substitui suprimento de longa distância por produção local.</w:t>
       </w:r>
     </w:p>
     <w:p>

--- a/Carta_Consulta_CIPREM_7.docx
+++ b/Carta_Consulta_CIPREM_7.docx
@@ -857,7 +857,7 @@
           <w:highlight w:val="green"/>
           <w:color w:val="C00000"/>
         </w:rPr>
-        <w:t>O município vive um ciclo de investimentos públicos sem precedente na sua série histórica — da ordem de R$ 950 milhões em obras já em execução ou contratação, dentro de um programa que o Governo do Estado anuncia em ~R$ 1 bilhão só para Guriri, em três fases: a macrodrenagem e pavimentação do balneário — Bacia 2 em obra (R$ 306,5 milhões, conclusão prevista para 2028), Bacia 1 com edital publicado em março/2026 (R$ 321,8 milhões, 13,5 km de galerias e ~125 mil m² de pavimentação) e Bacia 3 a licitar —, o Contorno de São Mateus/ES-318 em execução (R$ 190,2 milhões, 24,6 km e três pontes), a duplicação da ES-315 e a antecipação, pela concessionária Ecovias Capixaba, das terceiras faixas da BR-101 no trecho norte (21,6 km atravessando São Mateus, com início previsto para setembro/2026 e entregas até dezembro/2027, de 41 km planejados). Essas frentes adicionam 70–100 mil t/ano de demanda de brita durante a janela de obras — e destravam um potencial estrutural maior: a malha planejada de Guriri (11 avenidas e 31 ruas ao longo de ~8 km) permanece majoritariamente sem pavimentação definitiva, e sua pavimentação completa, viabilizada justamente pela macrodrenagem em curso, representa da ordem de 1 milhão de m² de vias — acima de 1 milhão de toneladas de agregados ao longo dos próximos anos, das quais as projeções contabilizam, conservadoramente, apenas 75–90 mil t. As frentes demandam todo o portfólio do projeto: concreto estrutural (Britas 0 e 1) nas galerias e pontes, base e sub-base granular (BGS) nas rodovias, CBUQ (pedrisco) e assentamento de pavimento intertravado (pó de pedra) — padrão construtivo predominante na região.</w:t>
+        <w:t>O município vive um ciclo de investimentos públicos sem precedente na sua série histórica — da ordem de R$ 950 milhões em obras já em execução ou contratação, dentro de um programa que o Governo do Estado anuncia em ~R$ 1 bilhão só para Guriri, em três fases: a macrodrenagem e pavimentação do balneário — Bacia 2 em obra (R$ 306,5 milhões, conclusão prevista para 2028), Bacia 1 com edital publicado em março/2026 (R$ 321,8 milhões, 13,5 km de galerias e ~125 mil m² de pavimentação) e Bacia 3 a licitar —, o Contorno de São Mateus/ES-318 em execução (R$ 190,2 milhões, 24,6 km e três pontes), a duplicação da ES-315 e a antecipação, pela concessionária Ecovias Capixaba, das terceiras faixas da BR-101 no trecho norte (21,6 km atravessando São Mateus, com início previsto para setembro/2026 e entregas até dezembro/2027, de 41 km planejados). Essas frentes adicionam 70–100 mil t/ano de demanda de brita durante a janela de obras — e destravam um potencial estrutural maior: a malha planejada de Guriri (11 avenidas e 31 ruas ao longo de ~8 km) permanece majoritariamente sem pavimentação definitiva, e sua pavimentação completa, viabilizada justamente pela macrodrenagem em curso, representa 350–400 mil m² de vias — 490–560 mil t de agregados, 206–235 mil t de brita — espalhados por cerca de uma década pela própria lógica construtiva (pavimenta-se depois de drenar, bacia a bacia; a Bacia 1 corre por 1.620 dias), das quais as projeções contabilizam, conservadoramente, apenas a brita do remanescente: 75–90 mil t, cerca de um terço do potencial. As frentes demandam todo o portfólio do projeto: concreto estrutural (Britas 0 e 1) nas galerias e pontes, base e sub-base granular (BGS) nas rodovias, CBUQ (pedrisco) e assentamento de pavimento intertravado (pó de pedra) — padrão construtivo predominante na região.</w:t>
       </w:r>
       <w:r>
         <w:rPr>

--- a/Carta_Consulta_CIPREM_7.docx
+++ b/Carta_Consulta_CIPREM_7.docx
@@ -857,7 +857,7 @@
           <w:highlight w:val="green"/>
           <w:color w:val="C00000"/>
         </w:rPr>
-        <w:t>O município vive um ciclo de investimentos públicos sem precedente na sua série histórica — da ordem de R$ 950 milhões em obras já em execução ou contratação, dentro de um programa que o Governo do Estado anuncia em ~R$ 1 bilhão só para Guriri, em três fases: a macrodrenagem e pavimentação do balneário — Bacia 2 em obra (R$ 306,5 milhões, conclusão prevista para 2028), Bacia 1 com edital publicado em março/2026 (R$ 321,8 milhões, 13,5 km de galerias e ~125 mil m² de pavimentação) e Bacia 3 a licitar —, o Contorno de São Mateus/ES-318 em execução (R$ 190,2 milhões, 24,6 km e três pontes), a duplicação da ES-315 e a antecipação, pela concessionária Ecovias Capixaba, das terceiras faixas da BR-101 no trecho norte (21,6 km atravessando São Mateus, com início previsto para setembro/2026 e entregas até dezembro/2027, de 41 km planejados). Essas frentes adicionam 70–100 mil t/ano de demanda de brita durante a janela de obras — e destravam um potencial estrutural maior: a malha planejada de Guriri (11 avenidas e 31 ruas ao longo de ~8 km) permanece majoritariamente sem pavimentação definitiva, e sua pavimentação completa, viabilizada justamente pela macrodrenagem em curso, representa 350–400 mil m² de vias — 490–560 mil t de agregados, 206–235 mil t de brita — espalhados por cerca de uma década pela própria lógica construtiva (pavimenta-se depois de drenar, bacia a bacia; a Bacia 1 corre por 1.620 dias), das quais as projeções contabilizam, conservadoramente, apenas a brita do remanescente: 75–90 mil t, cerca de um terço do potencial. As frentes demandam todo o portfólio do projeto: concreto estrutural (Britas 0 e 1) nas galerias e pontes, base e sub-base granular (BGS) nas rodovias, CBUQ (pedrisco) e assentamento de pavimento intertravado (pó de pedra) — padrão construtivo predominante na região.</w:t>
+        <w:t>O município vive um ciclo de investimentos públicos sem precedente na sua série histórica — da ordem de R$ 950 milhões em obras já em execução ou contratação, dentro de um programa que o Governo do Estado anuncia em ~R$ 1 bilhão só para Guriri, em três fases: a macrodrenagem e pavimentação do balneário — Bacia 2 em obra (R$ 306,5 milhões, conclusão prevista para 2028), Bacia 1 com edital publicado em março/2026 (R$ 321,8 milhões, 13,5 km de galerias e ~125 mil m² de pavimentação) e Bacia 3 a licitar —, o Contorno de São Mateus/ES-318 em execução (R$ 190,2 milhões, 24,6 km e três pontes), a duplicação da ES-315 e a antecipação, pela concessionária Ecovias Capixaba, das terceiras faixas da BR-101 no trecho norte (21,6 km atravessando São Mateus, com início previsto para setembro/2026 e entregas até dezembro/2027, de 41 km planejados). Essas frentes adicionam 70–100 mil t/ano de demanda de brita durante a janela de obras — e destravam um potencial estrutural maior: a malha planejada de Guriri (11 avenidas e 31 ruas ao longo de ~8 km) permanece majoritariamente sem pavimentação definitiva, e sua pavimentação completa, viabilizada justamente pela macrodrenagem em curso, representa 350–400 mil m² de vias — 490–560 mil t de agregados, 206–235 mil t de brita — espalhados por cerca de uma década pela própria lógica construtiva (pavimenta-se depois de drenar, bacia a bacia; a Bacia 1 corre por 1.620 dias), das quais as projeções contabilizam, conservadoramente, apenas a brita do remanescente: 75–90 mil t, pouco mais de um terço do potencial. As frentes demandam todo o portfólio do projeto: concreto estrutural (Britas 0 e 1) nas galerias e pontes, base e sub-base granular (BGS) nas rodovias, CBUQ (pedrisco) e assentamento de pavimento intertravado (pó de pedra) — padrão construtivo predominante na região.</w:t>
       </w:r>
       <w:r>
         <w:rPr>

--- a/Carta_Consulta_CIPREM_7.docx
+++ b/Carta_Consulta_CIPREM_7.docx
@@ -857,7 +857,7 @@
           <w:highlight w:val="green"/>
           <w:color w:val="C00000"/>
         </w:rPr>
-        <w:t>O município vive um ciclo de investimentos públicos sem precedente na sua série histórica — da ordem de R$ 950 milhões em obras já em execução ou contratação, dentro de um programa que o Governo do Estado anuncia em ~R$ 1 bilhão só para Guriri, em três fases: a macrodrenagem e pavimentação do balneário — Bacia 2 em obra (R$ 306,5 milhões, conclusão prevista para 2028), Bacia 1 com edital publicado em março/2026 (R$ 321,8 milhões, 13,5 km de galerias e ~125 mil m² de pavimentação) e Bacia 3 a licitar —, o Contorno de São Mateus/ES-318 em execução (R$ 190,2 milhões, 24,6 km e três pontes), a duplicação da ES-315 e a antecipação, pela concessionária Ecovias Capixaba, das terceiras faixas da BR-101 no trecho norte (21,6 km atravessando São Mateus, com início previsto para setembro/2026 e entregas até dezembro/2027, de 41 km planejados). Essas frentes adicionam 70–100 mil t/ano de demanda de brita durante a janela de obras — e destravam um potencial estrutural maior: a malha planejada de Guriri (11 avenidas e 31 ruas ao longo de ~8 km) permanece majoritariamente sem pavimentação definitiva, e sua pavimentação completa, viabilizada justamente pela macrodrenagem em curso, representa 350–400 mil m² de vias — 490–560 mil t de agregados, 206–235 mil t de brita — espalhados por cerca de uma década pela própria lógica construtiva (pavimenta-se depois de drenar, bacia a bacia; a Bacia 1 corre por 1.620 dias), das quais as projeções contabilizam, conservadoramente, apenas a brita do remanescente: 75–90 mil t, pouco mais de um terço do potencial. As frentes demandam todo o portfólio do projeto: concreto estrutural (Britas 0 e 1) nas galerias e pontes, base e sub-base granular (BGS) nas rodovias, CBUQ (pedrisco) e assentamento de pavimento intertravado (pó de pedra) — padrão construtivo predominante na região.</w:t>
+        <w:t>O município vive um ciclo de investimentos públicos sem precedente na sua série histórica — da ordem de R$ 950 milhões em obras já em execução ou contratação, dentro de um programa que o Governo do Estado anuncia em ~R$ 1 bilhão só para Guriri, em três fases: a macrodrenagem e pavimentação do balneário — Bacia 2 em obra (R$ 306,5 milhões, conclusão prevista para 2028), Bacia 1 com edital publicado em março/2026 (R$ 321,8 milhões, 13,5 km de galerias e ~125 mil m² de pavimentação) e Bacia 3 a licitar —, o Contorno de São Mateus/ES-318 em execução (R$ 190,2 milhões, 24,6 km e três pontes), a duplicação da ES-315 e a antecipação, pela concessionária Ecovias Capixaba, das terceiras faixas da BR-101 no trecho norte (21,6 km atravessando São Mateus, com início previsto para setembro/2026 e entregas até dezembro/2027, de 41 km planejados). Essas frentes adicionam 70–100 mil t/ano de demanda de brita durante a janela de obras — e destravam um potencial estrutural maior: a malha planejada de Guriri (11 avenidas e 31 ruas ao longo de ~8 km) permanece majoritariamente sem pavimentação definitiva, e sua pavimentação completa, viabilizada justamente pela macrodrenagem em curso, representa 350–400 mil m² de vias — 256–374 mil t de agregados, dos quais 219–312 mil t de produtos de britagem, pela banda composicional das tabelas oficiais DER-ES/SINAPI (memória anexa) — espalhados por cerca de uma década pela própria lógica construtiva (pavimenta-se depois de drenar, bacia a bacia; a Bacia 1 corre por 1.620 dias), das quais as projeções contabilizam, conservadoramente, apenas o remanescente: 78–117 mil t de produtos de britagem, pouco mais de um terço do potencial. As frentes demandam todo o portfólio do projeto: concreto estrutural (Britas 0 e 1) nas galerias e pontes, base e sub-base granular (BGS) nas rodovias, CBUQ (pedrisco) e assentamento de pavimento intertravado (pó de pedra) — padrão construtivo predominante na região.</w:t>
       </w:r>
       <w:r>
         <w:rPr>

--- a/Carta_Consulta_CIPREM_7.docx
+++ b/Carta_Consulta_CIPREM_7.docx
@@ -857,7 +857,7 @@
           <w:highlight w:val="green"/>
           <w:color w:val="C00000"/>
         </w:rPr>
-        <w:t>O município vive um ciclo de investimentos públicos sem precedente na sua série histórica — da ordem de R$ 950 milhões em obras já em execução ou contratação, dentro de um programa que o Governo do Estado anuncia em ~R$ 1 bilhão só para Guriri, em três fases: a macrodrenagem e pavimentação do balneário — Bacia 2 em obra (R$ 306,5 milhões, conclusão prevista para 2028), Bacia 1 com edital publicado em março/2026 (R$ 321,8 milhões, 13,5 km de galerias e ~125 mil m² de pavimentação) e Bacia 3 a licitar —, o Contorno de São Mateus/ES-318 em execução (R$ 190,2 milhões, 24,6 km e três pontes), a duplicação da ES-315 e a antecipação, pela concessionária Ecovias Capixaba, das terceiras faixas da BR-101 no trecho norte (21,6 km atravessando São Mateus, com início previsto para setembro/2026 e entregas até dezembro/2027, de 41 km planejados). Essas frentes adicionam 70–100 mil t/ano de demanda de brita durante a janela de obras — e destravam um potencial estrutural maior: a malha planejada de Guriri (11 avenidas e 31 ruas ao longo de ~8 km) permanece majoritariamente sem pavimentação definitiva, e sua pavimentação completa, viabilizada justamente pela macrodrenagem em curso, representa 350–400 mil m² de vias — 256–374 mil t de agregados, dos quais 219–312 mil t de produtos de britagem, pela banda composicional das tabelas oficiais DER-ES/SINAPI (memória anexa) — espalhados por cerca de uma década pela própria lógica construtiva (pavimenta-se depois de drenar, bacia a bacia; a Bacia 1 corre por 1.620 dias), das quais as projeções contabilizam, conservadoramente, apenas o remanescente: 78–117 mil t de produtos de britagem, pouco mais de um terço do potencial. As frentes demandam todo o portfólio do projeto: concreto estrutural (Britas 0 e 1) nas galerias e pontes, base e sub-base granular (BGS) nas rodovias, CBUQ (pedrisco) e assentamento de pavimento intertravado (pó de pedra) — padrão construtivo predominante na região.</w:t>
+        <w:t>O município vive um ciclo de investimentos públicos sem precedente na sua série histórica — da ordem de R$ 950 milhões em obras já em execução ou contratação, dentro de um programa que o Governo do Estado anuncia em ~R$ 1 bilhão só para Guriri, em três fases: a macrodrenagem e pavimentação do balneário — Bacia 2 em obra (R$ 306,5 milhões, conclusão prevista para 2028), Bacia 1 com edital publicado em março/2026 (R$ 321,8 milhões, 13,5 km de galerias e ~125 mil m² de pavimentação) e Bacia 3 a licitar —, o Contorno de São Mateus/ES-318 em execução (R$ 190,2 milhões, 24,6 km e três pontes), a duplicação da ES-315 e a antecipação, pela concessionária Ecovias Capixaba, das terceiras faixas da BR-101 no trecho norte (21,6 km atravessando São Mateus, com início previsto para setembro/2026 e entregas até dezembro/2027, de 41 km planejados). Essas frentes adicionam 70–100 mil t/ano de demanda de brita durante a janela de obras — e destravam um potencial estrutural maior: a malha planejada de Guriri (11 avenidas e 31 ruas ao longo de ~8 km) permanece majoritariamente sem pavimentação definitiva, e sua pavimentação completa, viabilizada justamente pela macrodrenagem em curso, foi levantada nos projetos dos 21 loteamentos: 193,4 km de vias, das quais apenas 20,1% pavimentadas. Faltam 1.236.048 m² de pista e 581.856 m² de calçada — 891–1.166 mil t de agregados, dos quais 765–968 mil t de produtos de britagem, pela banda composicional das tabelas oficiais DER-ES/SINAPI (memória anexa) —, espalhados por cerca de uma década pela própria lógica construtiva (pavimenta-se depois de drenar, bacia a bacia; a Bacia 1 corre por 1.620 dias), das quais as projeções contabilizam, conservadoramente, apenas 78–117 mil t de produtos de britagem, cerca de um décimo do potencial medido — e as Bacias 1 e 2 cobrem só 20,2% do que falta, restando 44 anos de pavimentação ao ritmo contratual do Estado (22 anos com duas bacias simultâneas), contra os 14 anos do financiamento. As frentes demandam todo o portfólio do projeto: concreto estrutural (Britas 0 e 1) nas galerias e pontes, base e sub-base granular (BGS) nas rodovias, CBUQ (pedrisco) e assentamento de pavimento intertravado (pó de pedra) — padrão construtivo predominante na região.</w:t>
       </w:r>
       <w:r>
         <w:rPr>

--- a/Carta_Consulta_CIPREM_7.docx
+++ b/Carta_Consulta_CIPREM_7.docx
@@ -857,7 +857,7 @@
           <w:highlight w:val="green"/>
           <w:color w:val="C00000"/>
         </w:rPr>
-        <w:t>O município vive um ciclo de investimentos públicos sem precedente na sua série histórica — da ordem de R$ 950 milhões em obras já em execução ou contratação, dentro de um programa que o Governo do Estado anuncia em ~R$ 1 bilhão só para Guriri, em três fases: a macrodrenagem e pavimentação do balneário — Bacia 2 em obra (R$ 306,5 milhões, conclusão prevista para 2028), Bacia 1 com edital publicado em março/2026 (R$ 321,8 milhões, 13,5 km de galerias e ~125 mil m² de pavimentação) e Bacia 3 a licitar —, o Contorno de São Mateus/ES-318 em execução (R$ 190,2 milhões, 24,6 km e três pontes), a duplicação da ES-315 e a antecipação, pela concessionária Ecovias Capixaba, das terceiras faixas da BR-101 no trecho norte (21,6 km atravessando São Mateus, com início previsto para setembro/2026 e entregas até dezembro/2027, de 41 km planejados). Essas frentes adicionam 70–100 mil t/ano de demanda de brita durante a janela de obras — e destravam um potencial estrutural maior: a malha planejada de Guriri (11 avenidas e 31 ruas ao longo de ~8 km) permanece majoritariamente sem pavimentação definitiva, e sua pavimentação completa, viabilizada justamente pela macrodrenagem em curso, foi levantada nos projetos dos 21 loteamentos: 193,4 km de vias, das quais apenas 20,1% pavimentadas. Faltam 1.236.048 m² de pista e 581.856 m² de calçada — 891–1.166 mil t de agregados, dos quais 765–968 mil t de produtos de britagem, pela banda composicional das tabelas oficiais DER-ES/SINAPI (memória anexa) —, espalhados por cerca de uma década pela própria lógica construtiva (pavimenta-se depois de drenar, bacia a bacia; a Bacia 1 corre por 1.620 dias), das quais as projeções contabilizam, conservadoramente, apenas 78–117 mil t de produtos de britagem, cerca de um décimo do potencial medido — e as Bacias 1 e 2 cobrem só 20,2% do que falta, restando 44 anos de pavimentação ao ritmo contratual do Estado (22 anos com duas bacias simultâneas), contra os 14 anos do financiamento. As frentes demandam todo o portfólio do projeto: concreto estrutural (Britas 0 e 1) nas galerias e pontes, base e sub-base granular (BGS) nas rodovias, CBUQ (pedrisco) e assentamento de pavimento intertravado (pó de pedra) — padrão construtivo predominante na região.</w:t>
+        <w:t>O município vive um ciclo de investimentos públicos sem precedente na sua série histórica — da ordem de R$ 950 milhões em obras já em execução ou contratação, dentro de um programa que o Governo do Estado anuncia em ~R$ 1 bilhão só para Guriri, em três fases: a macrodrenagem e pavimentação do balneário — Bacia 2 em obra (R$ 306,5 milhões, conclusão prevista para 2028), Bacia 1 com edital publicado em março/2026 (R$ 321,8 milhões, 13,5 km de galerias e ~125 mil m² de pavimentação) e Bacia 3 a licitar —, o Contorno de São Mateus/ES-318 em execução (R$ 190,2 milhões, 24,6 km e três pontes), a duplicação da ES-315 e a antecipação, pela concessionária Ecovias Capixaba, das terceiras faixas da BR-101 no trecho norte (21,6 km atravessando São Mateus, com início previsto para setembro/2026 e entregas até dezembro/2027, de 41 km planejados). Essas frentes adicionam 70–100 mil t/ano de demanda de brita durante a janela de obras — e destravam um potencial estrutural maior: a malha planejada de Guriri (11 avenidas e 31 ruas ao longo de ~8 km) permanece majoritariamente sem pavimentação definitiva, e sua pavimentação completa, viabilizada justamente pela macrodrenagem em curso, foi levantada sobre as plantas dos 21 loteamentos e auditada em 637 pontos no Google Street View: 193,4 km em 437 vias, das quais apenas 26,6% pavimentadas. Faltam 1.135.968 m² de pista e 566.492 m² de calçada — 822–1.077 mil t de agregados, dos quais 705–893 mil t de produtos de britagem, pela banda composicional das tabelas oficiais DER-ES/SINAPI (memória anexa) —, espalhados por cerca de uma década pela própria lógica construtiva (pavimenta-se depois de drenar, bacia a bacia; a Bacia 1 corre por 1.620 dias), das quais as projeções contabilizam, conservadoramente, apenas 78–117 mil t de produtos de britagem, cerca de um décimo do potencial medido — e as Bacias 1 e 2 cobrem só 22,0% do que falta, restando 40 anos de pavimentação ao ritmo contratual do Estado (20 anos com duas bacias simultâneas), contra os 14 anos do financiamento. As frentes demandam todo o portfólio do projeto: concreto estrutural (Britas 0 e 1) nas galerias e pontes, base e sub-base granular (BGS) nas rodovias, CBUQ (pedrisco) e assentamento de pavimento intertravado (pó de pedra) — padrão construtivo predominante na região.</w:t>
       </w:r>
       <w:r>
         <w:rPr>

--- a/Carta_Consulta_CIPREM_7.docx
+++ b/Carta_Consulta_CIPREM_7.docx
@@ -857,7 +857,7 @@
           <w:highlight w:val="green"/>
           <w:color w:val="C00000"/>
         </w:rPr>
-        <w:t>O município vive um ciclo de investimentos públicos sem precedente na sua série histórica — da ordem de R$ 950 milhões em obras já em execução ou contratação, dentro de um programa que o Governo do Estado anuncia em ~R$ 1 bilhão só para Guriri, em três fases: a macrodrenagem e pavimentação do balneário — Bacia 2 em obra (R$ 306,5 milhões, conclusão prevista para 2028), Bacia 1 com edital publicado em março/2026 (R$ 321,8 milhões, 13,5 km de galerias e ~125 mil m² de pavimentação) e Bacia 3 a licitar —, o Contorno de São Mateus/ES-318 em execução (R$ 190,2 milhões, 24,6 km e três pontes), a duplicação da ES-315 e a antecipação, pela concessionária Ecovias Capixaba, das terceiras faixas da BR-101 no trecho norte (21,6 km atravessando São Mateus, com início previsto para setembro/2026 e entregas até dezembro/2027, de 41 km planejados). Essas frentes adicionam 70–100 mil t/ano de demanda de brita durante a janela de obras — e destravam um potencial estrutural maior: a malha planejada de Guriri (11 avenidas e 31 ruas ao longo de ~8 km) permanece majoritariamente sem pavimentação definitiva, e sua pavimentação completa, viabilizada justamente pela macrodrenagem em curso, foi levantada sobre as plantas dos 21 loteamentos e auditada em 637 pontos no Google Street View: 193,4 km em 437 vias, das quais apenas 26,6% pavimentadas. Faltam 1.135.968 m² de pista e 566.492 m² de calçada — 822–1.077 mil t de agregados, dos quais 705–893 mil t de produtos de britagem, pela banda composicional das tabelas oficiais DER-ES/SINAPI (memória anexa) —, espalhados por cerca de uma década pela própria lógica construtiva (pavimenta-se depois de drenar, bacia a bacia; a Bacia 1 corre por 1.620 dias), das quais as projeções contabilizam, conservadoramente, apenas 78–117 mil t de produtos de britagem, cerca de um décimo do potencial medido — e as Bacias 1 e 2 cobrem só 22,0% do que falta, restando 40 anos de pavimentação ao ritmo contratual do Estado (20 anos com duas bacias simultâneas), contra os 14 anos do financiamento. As frentes demandam todo o portfólio do projeto: concreto estrutural (Britas 0 e 1) nas galerias e pontes, base e sub-base granular (BGS) nas rodovias, CBUQ (pedrisco) e assentamento de pavimento intertravado (pó de pedra) — padrão construtivo predominante na região.</w:t>
+        <w:t>O município vive um ciclo de investimentos públicos sem precedente na sua série histórica — da ordem de R$ 950 milhões em obras já em execução ou contratação, dentro de um programa que o Governo do Estado anuncia em ~R$ 1 bilhão só para Guriri, em três fases: a macrodrenagem e pavimentação do balneário — Bacia 2 em obra (R$ 306,5 milhões, conclusão prevista para 2028), Bacia 1 com edital publicado em março/2026 (R$ 321,8 milhões, 13,5 km de galerias e ~125 mil m² de pavimentação) e Bacia 3 a licitar —, o Contorno de São Mateus/ES-318 em execução (R$ 190,2 milhões, 24,6 km e três pontes), a duplicação da ES-315 e a antecipação, pela concessionária Ecovias Capixaba, das terceiras faixas da BR-101 no trecho norte (21,6 km atravessando São Mateus, com início previsto para setembro/2026 e entregas até dezembro/2027, de 41 km planejados). Essas frentes adicionam 70–100 mil t/ano de demanda de brita durante a janela de obras — e destravam um potencial estrutural maior: a malha planejada de Guriri (11 avenidas e 31 ruas ao longo de ~8 km) permanece majoritariamente sem pavimentação definitiva, e sua pavimentação completa, viabilizada justamente pela macrodrenagem em curso, foi levantada sobre as plantas dos 21 loteamentos e auditada em 496 pontos verificados um a um em campo virtual (462 em Street View e 34 em satélite): 193,4 km em 437 vias, das quais apenas 26,6% pavimentadas. Faltam 1.135.968 m² de pista e 566.492 m² de calçada — 822–1.077 mil t de agregados, dos quais 705–893 mil t de produtos de britagem, pela banda composicional das tabelas oficiais DER-ES/SINAPI (memória anexa) —, espalhados por cerca de uma década pela própria lógica construtiva (pavimenta-se depois de drenar, bacia a bacia; a Bacia 1 corre por 1.620 dias), das quais as projeções contabilizam, conservadoramente, apenas 78–117 mil t de produtos de britagem, cerca de um décimo do potencial medido — e as Bacias 1 e 2 cobrem só 22,0% da pista que falta, restando 40 anos de pavimentação ao ritmo contratual do Estado (20 anos com duas bacias simultâneas), contra os 14 anos do financiamento. As frentes demandam todo o portfólio do projeto: concreto estrutural (Britas 0 e 1) nas galerias e pontes, base e sub-base granular (BGS) nas rodovias, CBUQ (pedrisco) e assentamento de pavimento intertravado (pó de pedra) — padrão construtivo predominante na região.</w:t>
       </w:r>
       <w:r>
         <w:rPr>

--- a/Carta_Consulta_CIPREM_7.docx
+++ b/Carta_Consulta_CIPREM_7.docx
@@ -857,7 +857,7 @@
           <w:highlight w:val="green"/>
           <w:color w:val="C00000"/>
         </w:rPr>
-        <w:t>O município vive um ciclo de investimentos públicos sem precedente na sua série histórica — da ordem de R$ 950 milhões em obras já em execução ou contratação, dentro de um programa que o Governo do Estado anuncia em ~R$ 1 bilhão só para Guriri, em três fases: a macrodrenagem e pavimentação do balneário — Bacia 2 em obra (R$ 306,5 milhões, conclusão prevista para 2028), Bacia 1 com edital publicado em março/2026 (R$ 321,8 milhões, 13,5 km de galerias e ~125 mil m² de pavimentação) e Bacia 3 a licitar —, o Contorno de São Mateus/ES-318 em execução (R$ 190,2 milhões, 24,6 km e três pontes), a duplicação da ES-315 e a antecipação, pela concessionária Ecovias Capixaba, das terceiras faixas da BR-101 no trecho norte (21,6 km atravessando São Mateus, com início previsto para setembro/2026 e entregas até dezembro/2027, de 41 km planejados). Essas frentes adicionam 70–100 mil t/ano de demanda de brita durante a janela de obras — e destravam um potencial estrutural maior: a malha planejada de Guriri (11 avenidas e 31 ruas ao longo de ~8 km) permanece majoritariamente sem pavimentação definitiva, e sua pavimentação completa, viabilizada justamente pela macrodrenagem em curso, foi levantada sobre as plantas dos 21 loteamentos e auditada em 496 pontos verificados um a um em campo virtual (462 em Street View e 34 em satélite): 193,4 km em 437 vias, das quais apenas 26,6% pavimentadas. Faltam 1.135.968 m² de pista e 566.492 m² de calçada — 822–1.077 mil t de agregados, dos quais 705–893 mil t de produtos de britagem, pela banda composicional das tabelas oficiais DER-ES/SINAPI (memória anexa) —, espalhados por cerca de uma década pela própria lógica construtiva (pavimenta-se depois de drenar, bacia a bacia; a Bacia 1 corre por 1.620 dias), das quais as projeções contabilizam, conservadoramente, apenas 78–117 mil t de produtos de britagem, cerca de um décimo do potencial medido — e as Bacias 1 e 2 cobrem só 22,0% da pista que falta, restando 40 anos de pavimentação ao ritmo contratual do Estado (20 anos com duas bacias simultâneas), contra os 14 anos do financiamento. As frentes demandam todo o portfólio do projeto: concreto estrutural (Britas 0 e 1) nas galerias e pontes, base e sub-base granular (BGS) nas rodovias, CBUQ (pedrisco) e assentamento de pavimento intertravado (pó de pedra) — padrão construtivo predominante na região.</w:t>
+        <w:t>O município vive um ciclo de investimentos públicos sem precedente na sua série histórica — da ordem de R$ 950 milhões em obras já em execução ou contratação, dentro de um programa que o Governo do Estado anuncia em ~R$ 1 bilhão só para Guriri, em três fases: a macrodrenagem e pavimentação do balneário — Bacia 2 em obra (R$ 306,5 milhões, conclusão prevista para 2028), Bacia 1 com edital publicado em março/2026 (R$ 321,8 milhões, 13,5 km de galerias e ~125 mil m² de pavimentação) e Bacia 3 a licitar —, o Contorno de São Mateus/ES-318 em execução (R$ 190,2 milhões, 24,6 km e três pontes), a duplicação da ES-315 e a antecipação, pela concessionária Ecovias Capixaba, das terceiras faixas da BR-101 no trecho norte (21,6 km atravessando São Mateus, com início previsto para setembro/2026 e entregas até dezembro/2027, de 41 km planejados). Essas frentes adicionam 70–100 mil t/ano de demanda de brita durante a janela de obras — e destravam um potencial estrutural maior: a malha planejada de Guriri (11 avenidas e 31 ruas ao longo de ~8 km) permanece majoritariamente sem pavimentação definitiva, e sua pavimentação completa, viabilizada justamente pela macrodrenagem em curso, foi levantada sobre as plantas dos 21 loteamentos e auditada em 637 pontos verificados um a um em campo virtual (517 em Street View e 120 em satélite), todos listados individualmente com coordenada e data de imagem: 193,4 km em 437 vias, das quais apenas 26,6% pavimentadas. Faltam 1.216.547 m² de pista — área pela caixa de via de cada planta — e 554.203 m² de calçada — 874–1.144 mil t de agregados, dos quais 751–951 mil t de produtos de britagem, pela banda composicional das tabelas oficiais DER-ES/SINAPI (memória anexa; 704–892 mil t pelo piso de largura declarado) —, espalhados por cerca de uma década pela própria lógica construtiva (pavimenta-se depois de drenar, bacia a bacia; a Bacia 1 corre por 1.620 dias), das quais as projeções contabilizam, conservadoramente, apenas 78–117 mil t de produtos de britagem, cerca de um décimo do potencial medido — e as Bacias 1 e 2 cobrem só 20,5% da pista que falta, restando 43 anos de pavimentação ao ritmo contratual do Estado (21 anos com duas bacias simultâneas), contra os 14 anos do financiamento. As frentes demandam todo o portfólio do projeto: concreto estrutural (Britas 0 e 1) nas galerias e pontes, base e sub-base granular (BGS) nas rodovias, CBUQ (pedrisco) e assentamento de pavimento intertravado (pó de pedra) — padrão construtivo predominante na região.</w:t>
       </w:r>
       <w:r>
         <w:rPr>

--- a/Carta_Consulta_CIPREM_7.docx
+++ b/Carta_Consulta_CIPREM_7.docx
@@ -857,7 +857,7 @@
           <w:highlight w:val="green"/>
           <w:color w:val="C00000"/>
         </w:rPr>
-        <w:t>O município vive um ciclo de investimentos públicos sem precedente na sua série histórica — da ordem de R$ 950 milhões em obras já em execução ou contratação, dentro de um programa que o Governo do Estado anuncia em ~R$ 1 bilhão só para Guriri, em três fases: a macrodrenagem e pavimentação do balneário — Bacia 2 em obra (R$ 306,5 milhões, conclusão prevista para 2028), Bacia 1 com edital publicado em março/2026 (R$ 321,8 milhões, 13,5 km de galerias e ~125 mil m² de pavimentação) e Bacia 3 a licitar —, o Contorno de São Mateus/ES-318 em execução (R$ 190,2 milhões, 24,6 km e três pontes), a duplicação da ES-315 e a antecipação, pela concessionária Ecovias Capixaba, das terceiras faixas da BR-101 no trecho norte (21,6 km atravessando São Mateus, com início previsto para setembro/2026 e entregas até dezembro/2027, de 41 km planejados). Essas frentes adicionam 70–100 mil t/ano de demanda de brita durante a janela de obras — e destravam um potencial estrutural maior: a malha planejada de Guriri (11 avenidas e 31 ruas ao longo de ~8 km) permanece majoritariamente sem pavimentação definitiva, e sua pavimentação completa, viabilizada justamente pela macrodrenagem em curso, foi levantada sobre as plantas dos 21 loteamentos e auditada em 637 pontos verificados um a um em campo virtual (517 em Street View e 120 em satélite), todos listados individualmente com coordenada e data de imagem: 193,4 km em 437 vias, das quais apenas 26,6% pavimentadas. Faltam 1.216.547 m² de pista — área pela caixa de via de cada planta — e 554.203 m² de calçada — 874–1.144 mil t de agregados, dos quais 751–951 mil t de produtos de britagem, pela banda composicional das tabelas oficiais DER-ES/SINAPI (memória anexa; 704–892 mil t pelo piso de largura declarado) —, espalhados por cerca de uma década pela própria lógica construtiva (pavimenta-se depois de drenar, bacia a bacia; a Bacia 1 corre por 1.620 dias), das quais as projeções contabilizam, conservadoramente, apenas 78–117 mil t de produtos de britagem, cerca de um décimo do potencial medido — e as Bacias 1 e 2 cobrem só 20,5% da pista que falta, restando 43 anos de pavimentação ao ritmo contratual do Estado (21 anos com duas bacias simultâneas), contra os 14 anos do financiamento. As frentes demandam todo o portfólio do projeto: concreto estrutural (Britas 0 e 1) nas galerias e pontes, base e sub-base granular (BGS) nas rodovias, CBUQ (pedrisco) e assentamento de pavimento intertravado (pó de pedra) — padrão construtivo predominante na região.</w:t>
+        <w:t>O município vive um ciclo de investimentos públicos sem precedente na sua série histórica — da ordem de R$ 950 milhões em obras já em execução ou contratação, dentro de um programa que o Governo do Estado anuncia em ~R$ 1 bilhão só para Guriri, em três fases: a macrodrenagem e pavimentação do balneário — Bacia 2 em obra (R$ 306,5 milhões, conclusão prevista para 2028), Bacia 1 com edital publicado em março/2026 (R$ 321,8 milhões, 13,5 km de galerias e ~125 mil m² de pavimentação) e Bacia 3 a licitar —, o Contorno de São Mateus/ES-318 em execução (R$ 190,2 milhões, 24,6 km e três pontes), a duplicação da ES-315 e a antecipação, pela concessionária Ecovias Capixaba, das terceiras faixas da BR-101 no trecho norte (21,6 km atravessando São Mateus, com início previsto para setembro/2026 e entregas até dezembro/2027, de 41 km planejados). Essas frentes adicionam 70–100 mil t/ano de demanda de brita durante a janela de obras — e destravam um potencial estrutural maior: a malha planejada de Guriri (11 avenidas e 31 ruas ao longo de ~8 km) permanece majoritariamente sem pavimentação definitiva, e sua pavimentação completa, viabilizada justamente pela macrodrenagem em curso, foi levantada sobre as plantas dos 21 loteamentos e auditada em 637 pontos verificados um a um em campo virtual (517 em Street View e 120 em satélite), todos listados individualmente com coordenada e data de imagem: 193,4 km em 437 vias, das quais apenas 26,6% pavimentadas. Faltam 1.216.547 m² de pista — área pela caixa de via de cada planta — e 554.203 m² de calçada — 874–1.144 mil t de agregados, dos quais 751–951 mil t de produtos de britagem, pela banda composicional das tabelas oficiais DER-ES/SINAPI (memória anexa; 704–892 mil t pelo piso de largura declarado) —, espalhados por cerca de uma década pela própria lógica construtiva (pavimenta-se depois de drenar, bacia a bacia; a Bacia 1 corre por 1.620 dias), estoque do qual as projeções de receita NÃO contabilizam nenhuma tonelada, e ao qual esta carta deliberadamente não atribui volume anual nem prazo — o ritmo depende de decisão orçamentária do Estado e do Município; o que se afirma é a existência e a magnitude, equivalentes a 3,2 a 4,0 anos de produção integral da unidade no platô — e as Bacias 1 e 2 cobrem só 20,5% da pista que falta, restando 43 anos de pavimentação ao ritmo contratual do Estado (21 anos com duas bacias simultâneas), contra os 14 anos do financiamento. As frentes demandam todo o portfólio do projeto: concreto estrutural (Britas 0 e 1) nas galerias e pontes, base e sub-base granular (BGS) nas rodovias, CBUQ (pedrisco) e assentamento de pavimento intertravado (pó de pedra) — padrão construtivo predominante na região.</w:t>
       </w:r>
       <w:r>
         <w:rPr>

--- a/Carta_Consulta_CIPREM_7.docx
+++ b/Carta_Consulta_CIPREM_7.docx
@@ -857,7 +857,7 @@
           <w:highlight w:val="green"/>
           <w:color w:val="C00000"/>
         </w:rPr>
-        <w:t>O município vive um ciclo de investimentos públicos sem precedente na sua série histórica — da ordem de R$ 950 milhões em obras já em execução ou contratação, dentro de um programa que o Governo do Estado anuncia em ~R$ 1 bilhão só para Guriri, em três fases: a macrodrenagem e pavimentação do balneário — Bacia 2 em obra (R$ 306,5 milhões, conclusão prevista para 2028), Bacia 1 com edital publicado em março/2026 (R$ 321,8 milhões, 13,5 km de galerias e ~125 mil m² de pavimentação) e Bacia 3 a licitar —, o Contorno de São Mateus/ES-318 em execução (R$ 190,2 milhões, 24,6 km e três pontes), a duplicação da ES-315 e a antecipação, pela concessionária Ecovias Capixaba, das terceiras faixas da BR-101 no trecho norte (21,6 km atravessando São Mateus, com início previsto para setembro/2026 e entregas até dezembro/2027, de 41 km planejados). Essas frentes adicionam 70–100 mil t/ano de demanda de brita durante a janela de obras — e destravam um potencial estrutural maior: a malha planejada de Guriri (11 avenidas e 31 ruas ao longo de ~8 km) permanece majoritariamente sem pavimentação definitiva, e sua pavimentação completa, viabilizada justamente pela macrodrenagem em curso, foi levantada sobre as plantas dos 21 loteamentos e auditada em 637 pontos verificados um a um em campo virtual (517 em Street View e 120 em satélite), todos listados individualmente com coordenada e data de imagem: 193,4 km em 437 vias, das quais apenas 26,6% pavimentadas. Faltam 1.216.547 m² de pista — área pela caixa de via de cada planta — e 554.203 m² de calçada — 874–1.144 mil t de agregados, dos quais 751–951 mil t de produtos de britagem, pela banda composicional das tabelas oficiais DER-ES/SINAPI (memória anexa; 704–892 mil t pelo piso de largura declarado) —, espalhados por cerca de uma década pela própria lógica construtiva (pavimenta-se depois de drenar, bacia a bacia; a Bacia 1 corre por 1.620 dias), estoque do qual as projeções de receita NÃO contabilizam nenhuma tonelada, e ao qual esta carta deliberadamente não atribui volume anual nem prazo — o ritmo depende de decisão orçamentária do Estado e do Município; o que se afirma é a existência e a magnitude, equivalentes a 3,2 a 4,0 anos de produção integral da unidade no platô — e as Bacias 1 e 2 cobrem só 20,5% da pista que falta, restando 43 anos de pavimentação ao ritmo contratual do Estado (21 anos com duas bacias simultâneas), contra os 14 anos do financiamento. As frentes demandam todo o portfólio do projeto: concreto estrutural (Britas 0 e 1) nas galerias e pontes, base e sub-base granular (BGS) nas rodovias, CBUQ (pedrisco) e assentamento de pavimento intertravado (pó de pedra) — padrão construtivo predominante na região.</w:t>
+        <w:t>O município vive um ciclo de investimentos públicos sem precedente na sua série histórica — da ordem de R$ 950 milhões em obras já em execução ou contratação, dentro de um programa que o Governo do Estado anuncia em ~R$ 1 bilhão só para Guriri, em três fases: a macrodrenagem e pavimentação do balneário — Bacia 2 em obra (R$ 306,5 milhões, conclusão prevista para 2028), Bacia 1 com edital publicado em março/2026 (R$ 321,8 milhões, 13,5 km de galerias e ~125 mil m² de pavimentação) e Bacia 3 a licitar —, o Contorno de São Mateus/ES-318 em execução (R$ 190,2 milhões, 24,6 km e três pontes), a duplicação da ES-315 e a antecipação, pela concessionária Ecovias Capixaba, das terceiras faixas da BR-101 no trecho norte (21,6 km atravessando São Mateus, com início previsto para setembro/2026 e entregas até dezembro/2027, de 41 km planejados). Essas frentes adicionam 139–224 mil t/ano de demanda de produtos de britagem durante a janela de obras — fração derivada das composições de cada frente, e não do coeficiente nacional de 42% que a versão anterior aplicava — e destravam um potencial estrutural maior: a malha planejada de Guriri (11 avenidas e 31 ruas ao longo de ~8 km) permanece majoritariamente sem pavimentação definitiva, e sua pavimentação completa, viabilizada justamente pela macrodrenagem em curso, foi levantada sobre as plantas dos 21 loteamentos e auditada em 637 pontos verificados um a um em campo virtual (517 em Street View e 120 em satélite), todos listados individualmente com coordenada e data de imagem: 193,4 km em 437 vias, das quais apenas 26,6% pavimentadas. Faltam 1.216.547 m² de pista — área pela caixa de via de cada planta — e 554.203 m² de calçada — 874–1.144 mil t de agregados, dos quais 751–951 mil t de produtos de britagem, pela banda composicional das tabelas oficiais DER-ES/SINAPI (memória anexa; 704–892 mil t pelo piso de largura declarado) —, espalhados por cerca de uma década pela própria lógica construtiva (pavimenta-se depois de drenar, bacia a bacia; a Bacia 1 corre por 1.620 dias), estoque do qual as projeções de receita NÃO contabilizam nenhuma tonelada, e ao qual esta carta deliberadamente não atribui volume anual nem prazo — o ritmo depende de decisão orçamentária do Estado e do Município; o que se afirma é a existência e a magnitude, equivalentes a 3,2 a 4,0 anos de produção integral da unidade no platô — e as Bacias 1 e 2 cobrem só 20,5% da pista que falta, restando 43 anos de pavimentação ao ritmo contratual do Estado (21 anos com duas bacias simultâneas), contra os 14 anos do financiamento. As frentes demandam todo o portfólio do projeto: concreto estrutural (Britas 0 e 1) nas galerias e pontes, base e sub-base granular (BGS) nas rodovias, CBUQ (pedrisco) e assentamento de pavimento intertravado (pó de pedra) — padrão construtivo predominante na região.</w:t>
       </w:r>
       <w:r>
         <w:rPr>
@@ -1014,7 +1014,7 @@
         <w:rPr>
           <w:b w:val="0"/>
         </w:rPr>
-        <w:t>Em síntese: sob a definição adotada de mercado — os três municípios sem produtor instalado e dentro do raio econômico do frete —, a demanda corrente de cerca de 296 mil t/ano (piso prudente: 260 mil) já supera o platô do projeto. A leitura correta da participação, porém, não é contra essa linha de base e sim contra o mercado efetivamente endereçável, que soma às três praças-base a praça disputada de Jaguaré (26–53 mil t/ano), as praças alcançáveis por entrega própria em Nova Venécia e Pinheiros (64–129 mil t/ano) e as obras públicas catalogadas (70–100 mil t/ano): 421 a 577 mil t/ano. Contra essa base, o platô de 237.516 t/ano representa 41 a 56% — participação compatível com um entrante que é o único produtor instalado no seu mercado-base. Pela via de baixo para cima, aplicando pesos de penetração praça a praça — 65% em São Mateus, 25% em Conceição da Barra, 15% em Boa Esperança, 20% em Jaguaré, 10% nas praças-sede de concorrente e 60% nas obras públicas —, a captura resulta em 207 a 245 mil t/ano, faixa na qual o platô se posiciona a 81%. Registre-se com clareza a condição dessa conta: a sede sozinha não sustenta o platô, e a diferença vem das praças vizinhas, onde a CIPREM entra entregando com frota própria — programa já orçado no investimento (dois conjuntos de carreta) e praticado pela unidade do grupo na Bahia, que converte R$ 74/t na porteira em R$ 116/t médios realizados. Um mercado estruturalmente deficitário — sem nenhum produtor instalado na base, com o grosso do suprimento viajando de 66,8 a 140 km — completa um quadro de baixo risco de demanda para o financiamento pleiteado.</w:t>
+        <w:t>Em síntese: sob a definição adotada de mercado — os três municípios sem produtor instalado e dentro do raio econômico do frete —, a demanda corrente de cerca de 296 mil t/ano (piso prudente: 260 mil) já supera o platô do projeto. A leitura correta da participação, porém, não é contra essa linha de base e sim contra o mercado efetivamente endereçável, que soma às três praças-base a praça disputada de Jaguaré (26–53 mil t/ano), as praças alcançáveis por entrega própria em Nova Venécia e Pinheiros (64–129 mil t/ano) e as obras públicas catalogadas (139–224 mil t/ano): 490–701 mil t/ano. Contra essa base, o platô de 237.516 t/ano representa 34% a 48% — participação compatível com um entrante que é o único produtor instalado no seu mercado-base. Pela via de baixo para cima, aplicando pesos de penetração praça a praça — 65% em São Mateus, 25% em Conceição da Barra, 15% em Boa Esperança, 20% em Jaguaré, 10% nas praças-sede de concorrente e 60% nas obras públicas —, a captura resulta em 248–320 mil t/ano — faixa cujo PISO já supera o platô de 237.516 t/ano, de modo que a restrição do projeto passa a ser de capacidade de produção, e não de mercado. Registre-se com clareza a condição dessa conta: a sede sozinha não sustenta o platô, e a diferença vem das praças vizinhas, onde a CIPREM entra entregando com frota própria — programa já orçado no investimento (dois conjuntos de carreta) e praticado pela unidade do grupo na Bahia, que converte R$ 74/t na porteira em R$ 116/t médios realizados. Um mercado estruturalmente deficitário — sem nenhum produtor instalado na base, com o grosso do suprimento viajando de 66,8 a 140 km — completa um quadro de baixo risco de demanda para o financiamento pleiteado.</w:t>
       </w:r>
     </w:p>
     <w:p>

--- a/Carta_Consulta_CIPREM_7.docx
+++ b/Carta_Consulta_CIPREM_7.docx
@@ -857,7 +857,7 @@
           <w:highlight w:val="green"/>
           <w:color w:val="C00000"/>
         </w:rPr>
-        <w:t>O município vive um ciclo de investimentos públicos sem precedente na sua série histórica — da ordem de R$ 950 milhões em obras já em execução ou contratação, dentro de um programa que o Governo do Estado anuncia em ~R$ 1 bilhão só para Guriri, em três fases: a macrodrenagem e pavimentação do balneário — Bacia 2 em obra (R$ 306,5 milhões, conclusão prevista para 2028), Bacia 1 com edital publicado em março/2026 (R$ 321,8 milhões, 13,5 km de galerias e ~125 mil m² de pavimentação) e Bacia 3 a licitar —, o Contorno de São Mateus/ES-318 em execução (R$ 190,2 milhões, 24,6 km e três pontes), a duplicação da ES-315 e a antecipação, pela concessionária Ecovias Capixaba, das terceiras faixas da BR-101 no trecho norte (21,6 km atravessando São Mateus, com início previsto para setembro/2026 e entregas até dezembro/2027, de 41 km planejados). Essas frentes adicionam 139–224 mil t/ano de demanda de produtos de britagem durante a janela de obras — fração derivada das composições de cada frente, e não do coeficiente nacional de 42% que a versão anterior aplicava — e destravam um potencial estrutural maior: a malha planejada de Guriri (11 avenidas e 31 ruas ao longo de ~8 km) permanece majoritariamente sem pavimentação definitiva, e sua pavimentação completa, viabilizada justamente pela macrodrenagem em curso, foi levantada sobre as plantas dos 21 loteamentos e auditada em 637 pontos verificados um a um em campo virtual (517 em Street View e 120 em satélite), todos listados individualmente com coordenada e data de imagem: 193,4 km em 437 vias, das quais apenas 26,6% pavimentadas. Faltam 1.216.547 m² de pista — área pela caixa de via de cada planta — e 554.203 m² de calçada — 874–1.144 mil t de agregados, dos quais 751–951 mil t de produtos de britagem, pela banda composicional das tabelas oficiais DER-ES/SINAPI (memória anexa; 704–892 mil t pelo piso de largura declarado) —, espalhados por cerca de uma década pela própria lógica construtiva (pavimenta-se depois de drenar, bacia a bacia; a Bacia 1 corre por 1.620 dias), estoque do qual as projeções de receita NÃO contabilizam nenhuma tonelada, e ao qual esta carta deliberadamente não atribui volume anual nem prazo — o ritmo depende de decisão orçamentária do Estado e do Município; o que se afirma é a existência e a magnitude, equivalentes a 3,2 a 4,0 anos de produção integral da unidade no platô — e as Bacias 1 e 2 cobrem só 20,5% da pista que falta, restando 43 anos de pavimentação ao ritmo contratual do Estado (21 anos com duas bacias simultâneas), contra os 14 anos do financiamento. As frentes demandam todo o portfólio do projeto: concreto estrutural (Britas 0 e 1) nas galerias e pontes, base e sub-base granular (BGS) nas rodovias, CBUQ (pedrisco) e assentamento de pavimento intertravado (pó de pedra) — padrão construtivo predominante na região.</w:t>
+        <w:t>O município vive um ciclo de investimentos públicos sem precedente na sua série histórica — da ordem de R$ 950 milhões em obras já em execução ou contratação, dentro de um programa que o Governo do Estado anuncia em ~R$ 1 bilhão só para Guriri, em três fases: a macrodrenagem e pavimentação do balneário — Bacia 2 em obra (R$ 306,5 milhões, conclusão prevista para 2028), Bacia 1 com edital publicado em março/2026 (R$ 321,8 milhões, 13,5 km de galerias e ~125 mil m² de pavimentação) e Bacia 3 a licitar —, o Contorno de São Mateus/ES-318 em execução (R$ 190,2 milhões, 24,6 km e três pontes), a duplicação da ES-315 e a antecipação, pela concessionária Ecovias Capixaba, das terceiras faixas da BR-101 no trecho norte (21,6 km atravessando São Mateus, com início previsto para setembro/2026 e entregas até dezembro/2027, de 41 km planejados). Essas frentes adicionam 139–223 mil t/ano de demanda de produtos de britagem durante a janela de obras — fração derivada das composições de cada frente, e não do coeficiente nacional de 42% que a versão anterior aplicava — e destravam um potencial estrutural maior: a malha planejada de Guriri (11 avenidas e 31 ruas ao longo de ~8 km) permanece majoritariamente sem pavimentação definitiva, e sua pavimentação completa, viabilizada justamente pela macrodrenagem em curso, foi levantada sobre as plantas dos 21 loteamentos e auditada em 637 pontos verificados um a um em campo virtual (517 em Street View e 120 em satélite), todos listados individualmente com coordenada e data de imagem: 193,4 km em 437 vias, das quais apenas 26,6% pavimentadas. Faltam 1.216.547 m² de pista — área pela caixa de via de cada planta — e 554.203 m² de calçada — 874–1.144 mil t de agregados, dos quais 751–951 mil t de produtos de britagem, pela banda composicional das tabelas oficiais DER-ES/SINAPI (memória anexa; 704–892 mil t pelo piso de largura declarado) —, espalhados por cerca de uma década pela própria lógica construtiva (pavimenta-se depois de drenar, bacia a bacia; a Bacia 1 corre por 1.620 dias), estoque do qual as projeções de receita NÃO contabilizam nenhuma tonelada, e ao qual esta carta deliberadamente não atribui volume anual nem prazo — o ritmo depende de decisão orçamentária do Estado e do Município; o que se afirma é a existência e a magnitude, equivalentes a 3,2 a 4,0 anos de produção integral da unidade no platô — e as Bacias 1 e 2 cobrem só 20,5% da pista que falta, restando 43 anos de pavimentação ao ritmo contratual do Estado (22 anos com duas bacias simultâneas), contra os 14 anos do financiamento. As frentes demandam todo o portfólio do projeto: concreto estrutural (Britas 0 e 1) nas galerias e pontes, base e sub-base granular (BGS) nas rodovias, CBUQ (pedrisco) e assentamento de pavimento intertravado (pó de pedra) — padrão construtivo predominante na região.</w:t>
       </w:r>
       <w:r>
         <w:rPr>
@@ -1014,7 +1014,7 @@
         <w:rPr>
           <w:b w:val="0"/>
         </w:rPr>
-        <w:t>Em síntese: sob a definição adotada de mercado — os três municípios sem produtor instalado e dentro do raio econômico do frete —, a demanda corrente de cerca de 296 mil t/ano (piso prudente: 260 mil) já supera o platô do projeto. A leitura correta da participação, porém, não é contra essa linha de base e sim contra o mercado efetivamente endereçável, que soma às três praças-base a praça disputada de Jaguaré (26–53 mil t/ano), as praças alcançáveis por entrega própria em Nova Venécia e Pinheiros (64–129 mil t/ano) e as obras públicas catalogadas (139–224 mil t/ano): 490–701 mil t/ano. Contra essa base, o platô de 237.516 t/ano representa 34% a 48% — participação compatível com um entrante que é o único produtor instalado no seu mercado-base. Pela via de baixo para cima, aplicando pesos de penetração praça a praça — 65% em São Mateus, 25% em Conceição da Barra, 15% em Boa Esperança, 20% em Jaguaré, 10% nas praças-sede de concorrente e 60% nas obras públicas —, a captura resulta em 248–320 mil t/ano — faixa cujo PISO já supera o platô de 237.516 t/ano, de modo que a restrição do projeto passa a ser de capacidade de produção, e não de mercado. Registre-se com clareza a condição dessa conta: a sede sozinha não sustenta o platô, e a diferença vem das praças vizinhas, onde a CIPREM entra entregando com frota própria — programa já orçado no investimento (dois conjuntos de carreta) e praticado pela unidade do grupo na Bahia, que converte R$ 74/t na porteira em R$ 116/t médios realizados. Um mercado estruturalmente deficitário — sem nenhum produtor instalado na base, com o grosso do suprimento viajando de 66,8 a 140 km — completa um quadro de baixo risco de demanda para o financiamento pleiteado.</w:t>
+        <w:t>Em síntese: sob a definição adotada de mercado — os três municípios sem produtor instalado e dentro do raio econômico do frete —, a demanda corrente de cerca de 296 mil t/ano (piso prudente: 260 mil) já supera o platô do projeto. A leitura correta da participação, porém, não é contra essa linha de base e sim contra o mercado efetivamente endereçável, que soma às três praças-base a praça disputada de Jaguaré (26–53 mil t/ano), as praças alcançáveis por entrega própria em Nova Venécia e Pinheiros (64–129 mil t/ano) e as obras públicas catalogadas (139–223 mil t/ano): 489–701 mil t/ano. Contra essa base, o platô de 237.516 t/ano representa 34% a 49% — participação compatível com um entrante que é o único produtor instalado no seu mercado-base. Pela via de baixo para cima, aplicando pesos de penetração praça a praça — 65% em São Mateus, 25% em Conceição da Barra, 15% em Boa Esperança, 20% em Jaguaré, 10% nas praças-sede de concorrente e 60% nas obras públicas —, a captura resulta em 248–319 mil t/ano — faixa cujo PISO já supera o platô de 237.516 t/ano, de modo que a restrição do projeto passa a ser de capacidade de produção, e não de mercado. Registre-se com clareza a condição dessa conta: a sede sozinha não sustenta o platô, e a diferença vem das praças vizinhas, onde a CIPREM entra entregando com frota própria — programa já orçado no investimento (dois conjuntos de carreta) e praticado pela unidade do grupo na Bahia, que converte R$ 74/t na porteira em R$ 116/t médios realizados. Um mercado estruturalmente deficitário — sem nenhum produtor instalado na base, com o grosso do suprimento viajando de 66,8 a 140 km — completa um quadro de baixo risco de demanda para o financiamento pleiteado.</w:t>
       </w:r>
     </w:p>
     <w:p>

--- a/Carta_Consulta_CIPREM_7.docx
+++ b/Carta_Consulta_CIPREM_7.docx
@@ -844,7 +844,16 @@
         <w:jc w:val="both"/>
       </w:pPr>
       <w:r>
-        <w:t>A oferta instalada confirma a lacuna: não há nenhum produtor de brita no mercado-base — em São Mateus, a presença concorrente limita-se a um pátio de beneficiamento e distribuição de pedreira sediada em Pinheiros (66,8 km), e a operação mais próxima, de pequena escala (~5 mil t em 2025 pela base de arrecadação da CFEM — ANM, granito/ES), fica em Jaguaré, a 57,1 km da sede, fora do mercado-base. Cabe distinguir duas funções que os documentos anteriores tratavam como uma só: essa operação de Jaguaré é o produtor mais próximo de São Mateus e serve de referência de preço na praça, mas nem nisso alcança a CIPREM — chega à sede de 57,1 km contra 40,7 km, R$ 14,9 por tonelada atrás no frete — e vendeu menos de um quinto da demanda do próprio município onde se instala, sem escala para disputar volume. Quem limita volume são os produtores de porte: a pedreira de Pinheiros, a 66,8 km, contra a qual a vantagem de frete da CIPREM é de R$ 23,8 por tonelada, e a de Nova Venécia, a 75,5 km, contra a qual chega a R$ 31,7 — da ordem de um quarto a um terço do preço posto na obra. O maior produtor da região opera a ~100 km (unidade em Rio Bananal, ~360 mil t/ano), com parte do suprimento vindo do eixo Linhares–Aracruz (85–140 km). A jazida da CIPREM está a 40,7 km da sede de São Mateus — distância medida em roteirizador a partir da coordenada do empreendimento registrada no PAE —, dentro do próprio município: em um produto cujo preço posto na obra é dominado pelo frete, é vantagem competitiva estrutural no maior polo de demanda da região — a operação substitui suprimento de longa distância por produção local.</w:t>
+        <w:t>A oferta instalada confirma a lacuna: não há nenhum produtor de brita no mercado-base — em São Mateus, a presença concorrente limita-se a um pátio de beneficiamento e distribuição de pedreira sediada em Pinheiros (66,8 km), e a operação mais próxima, de pequena escala (~5 mil t em 2025 pela base de arrecadação da CFEM — ANM, granito/ES), fica em Jaguaré, a 57,1 km da sede, fora do mercado-base. Cabe distinguir duas funções que os documentos anteriores tratavam como uma só: essa operação de Jaguaré é o produtor mais próximo de São Mateus e serve de referência de preço na praça, mas nem nisso alcança a CIPREM — chega à sede de 57,1 km contra 40,7 km, R$ 14,9 por tonelada atrás no frete — e vendeu menos de um quinto da demanda do próprio município onde se instala, sem escala para disputar volume. Quem limita volume são os produtores de porte: a pedreira de Pinheiros, a 66,8 km, contra a qual a vantagem de frete da CIPREM é de R$ 23,8 por tonelada, e a de Nova Venécia, a 75,5 km, contra a qual chega a R$ 31,7 — da ordem de um quarto a um terço do preço posto na obra.</w:t>
+      </w:r>
+      <w:r>
+        <w:rPr>
+          <w:color w:val="C00000"/>
+        </w:rPr>
+        <w:t xml:space="preserve"> A régua é lida em R$ por TONELADA ENTREGUE, e não por tonelada-quilômetro: a vantagem é R$ 0,91/t·km — coeficiente da tabela de frete praticada pela unidade do grupo em operação (“Carreta: 0,91 × volume (T) × KM”) — aplicado à diferença de distância rodoviária medida, isto é, (66,8 − 40,7) × 0,91 = R$ 23,8/t contra Pinheiros, (75,5 − 40,7) × 0,91 = R$ 31,7/t contra Nova Venécia e (57,1 − 40,7) × 0,91 = R$ 14,9/t contra Jaguaré.</w:t>
+      </w:r>
+      <w:r>
+        <w:t xml:space="preserve"> O maior produtor da região opera a ~100 km (unidade em Rio Bananal, ~360 mil t/ano), com parte do suprimento vindo do eixo Linhares–Aracruz (85–140 km). A jazida da CIPREM está a 40,7 km da sede de São Mateus — distância medida em roteirizador a partir da coordenada do empreendimento registrada no PAE —, dentro do próprio município: em um produto cujo preço posto na obra é dominado pelo frete, é vantagem competitiva estrutural no maior polo de demanda da região — a operação substitui suprimento de longa distância por produção local.</w:t>
       </w:r>
     </w:p>
     <w:p>
@@ -857,7 +866,7 @@
           <w:highlight w:val="green"/>
           <w:color w:val="C00000"/>
         </w:rPr>
-        <w:t>O município vive um ciclo de investimentos públicos sem precedente na sua série histórica — da ordem de R$ 950 milhões em obras já em execução ou contratação, dentro de um programa que o Governo do Estado anuncia em ~R$ 1 bilhão só para Guriri, em três fases: a macrodrenagem e pavimentação do balneário — Bacia 2 em obra (R$ 306,5 milhões, conclusão prevista para 2028), Bacia 1 com edital publicado em março/2026 (R$ 321,8 milhões, 13,5 km de galerias e ~125 mil m² de pavimentação) e Bacia 3 a licitar —, o Contorno de São Mateus/ES-318 em execução (R$ 190,2 milhões, 24,6 km e três pontes), a duplicação da ES-315 e a antecipação, pela concessionária Ecovias Capixaba, das terceiras faixas da BR-101 no trecho norte (21,6 km atravessando São Mateus, com início previsto para setembro/2026 e entregas até dezembro/2027, de 41 km planejados). Essas frentes adicionam 139–223 mil t/ano de demanda de produtos de britagem durante a janela de obras — fração derivada das composições de cada frente, e não do coeficiente nacional de 42% que a versão anterior aplicava — e destravam um potencial estrutural maior: a malha planejada de Guriri (11 avenidas e 31 ruas ao longo de ~8 km) permanece majoritariamente sem pavimentação definitiva, e sua pavimentação completa, viabilizada justamente pela macrodrenagem em curso, foi levantada sobre as plantas dos 21 loteamentos e auditada em 637 pontos verificados um a um em campo virtual (517 em Street View e 120 em satélite), todos listados individualmente com coordenada e data de imagem: 193,4 km em 437 vias, das quais apenas 26,6% pavimentadas. Faltam 1.216.547 m² de pista — área pela caixa de via de cada planta — e 554.203 m² de calçada — 874–1.144 mil t de agregados, dos quais 751–951 mil t de produtos de britagem, pela banda composicional das tabelas oficiais DER-ES/SINAPI (memória anexa; 704–892 mil t pelo piso de largura declarado) —, espalhados por cerca de uma década pela própria lógica construtiva (pavimenta-se depois de drenar, bacia a bacia; a Bacia 1 corre por 1.620 dias), estoque do qual as projeções de receita NÃO contabilizam nenhuma tonelada, e ao qual esta carta deliberadamente não atribui volume anual nem prazo — o ritmo depende de decisão orçamentária do Estado e do Município; o que se afirma é a existência e a magnitude, equivalentes a 3,2 a 4,0 anos de produção integral da unidade no platô — e as Bacias 1 e 2 cobrem só 20,5% da pista que falta, restando 43 anos de pavimentação ao ritmo contratual do Estado (22 anos com duas bacias simultâneas), contra os 14 anos do financiamento. As frentes demandam todo o portfólio do projeto: concreto estrutural (Britas 0 e 1) nas galerias e pontes, base e sub-base granular (BGS) nas rodovias, CBUQ (pedrisco) e assentamento de pavimento intertravado (pó de pedra) — padrão construtivo predominante na região.</w:t>
+        <w:t>O município vive um ciclo de investimentos públicos sem precedente na sua série histórica — da ordem de R$ 950 milhões em obras já em execução ou contratação, dentro de um programa que o Governo do Estado anuncia em ~R$ 1 bilhão só para Guriri, em três fases: a macrodrenagem e pavimentação do balneário — Bacia 2 em obra (R$ 306,5 milhões, conclusão prevista para 2028), Bacia 1 com edital publicado em março/2026 (R$ 321,8 milhões, 13,5 km de galerias e ~125 mil m² de pavimentação) e Bacia 3 a licitar —, o Contorno de São Mateus/ES-318 em execução (R$ 190,2 milhões, 24,6 km e três pontes), a duplicação da ES-315 e a antecipação, pela concessionária Ecovias Capixaba, das terceiras faixas da BR-101 no trecho norte (21,6 km atravessando São Mateus, com início previsto para setembro/2026 e entregas até dezembro/2027, de 41 km planejados). Essas frentes adicionam 139–223 mil t/ano de demanda de produtos de britagem durante a janela de obras — fração derivada das composições de cada frente, e não do coeficiente nacional de 42% que a versão anterior aplicava — e destravam um potencial estrutural maior: a malha planejada de Guriri (11 avenidas e 31 ruas ao longo de ~8 km) permanece majoritariamente sem pavimentação definitiva, e sua pavimentação completa, viabilizada justamente pela macrodrenagem em curso, foi levantada sobre as plantas dos 21 loteamentos e auditada em 637 pontos verificados um a um em campo virtual (517 em Street View e 120 em satélite), todos listados individualmente com coordenada e data de imagem: 193,4 km em 437 trechos de via, das quais apenas 26,6% pavimentadas. Faltam 1.216.547 m² de pista — área pela caixa de via de cada planta — e 554.203 m² de calçada — 874–1.144 mil t de agregados, dos quais 751–951 mil t de produtos de britagem, pela banda composicional das tabelas oficiais DER-ES/SINAPI (memória anexa; 704–892 mil t pelo piso de largura declarado) —, espalhados por cerca de uma década pela própria lógica construtiva (pavimenta-se depois de drenar, bacia a bacia; a Bacia 1 corre por 1.620 dias), estoque do qual as projeções de receita NÃO contabilizam nenhuma tonelada, e ao qual esta carta deliberadamente não atribui volume anual nem prazo — o ritmo depende de decisão orçamentária do Estado e do Município; o que se afirma é a existência e a magnitude, equivalentes a 3,2 a 4,0 anos de produção integral da unidade no platô — e as Bacias 1 e 2 cobrem só 20,5% da pista que falta, restando 43 anos de pavimentação ao ritmo contratual do Estado (22 anos com duas bacias simultâneas), contra os 14 anos do financiamento. As frentes demandam todo o portfólio do projeto: concreto estrutural (Britas 0 e 1) nas galerias e pontes, base e sub-base granular (BGS) nas rodovias, CBUQ (pedrisco) e assentamento de pavimento intertravado (pó de pedra) — padrão construtivo predominante na região.</w:t>
       </w:r>
       <w:r>
         <w:rPr>
